--- a/business_documents/PECH_STOCK_REQUISITION_FORM.docx
+++ b/business_documents/PECH_STOCK_REQUISITION_FORM.docx
@@ -2,21 +2,108 @@
 <file path=word/document.xml><?xml version="1.0" encoding="utf-8"?>
 <w:document xmlns:w="http://schemas.openxmlformats.org/wordprocessingml/2006/main" xmlns:m="http://schemas.openxmlformats.org/officeDocument/2006/math" xmlns:r="http://schemas.openxmlformats.org/officeDocument/2006/relationships" xmlns:o="urn:schemas-microsoft-com:office:office" xmlns:v="urn:schemas-microsoft-com:vml" xmlns:w10="urn:schemas-microsoft-com:office:word" xmlns:a="http://schemas.openxmlformats.org/drawingml/2006/main" xmlns:pic="http://schemas.openxmlformats.org/drawingml/2006/picture" xmlns:wp="http://schemas.openxmlformats.org/drawingml/2006/wordprocessingDrawing">
   <w:body>
+    <w:p>
+      <w:pPr>
+        <w:pBdr>
+          <w:top w:val="single" w:sz="12" w:space="1" w:color="00BFFF"/>
+          <w:bottom w:val="single" w:sz="36" w:space="0" w:color="F5A623"/>
+        </w:pBdr>
+        <w:spacing w:before="0" w:after="240"/>
+      </w:pPr>
+    </w:p>
+    <w:p>
+      <w:pPr>
+        <w:pBdr>
+          <w:bottom w:val="single" w:sz="6" w:space="1" w:color="00BFFF"/>
+        </w:pBdr>
+        <w:spacing w:before="0" w:after="120"/>
+      </w:pPr>
+    </w:p>
+    <w:p>
+      <w:pPr>
+        <w:jc w:val="center"/>
+        <w:spacing w:before="0" w:after="60"/>
+      </w:pPr>
+      <w:r>
+        <w:rPr>
+          <w:i/>
+          <w:color w:val="E08A00"/>
+          <w:sz w:val="18"/>
+          <w:szCs w:val="18"/>
+        </w:rPr>
+        <w:t>Technology &amp; Infrastructure Enablers for Africa</w:t>
+      </w:r>
+    </w:p>
+    <w:p>
+      <w:pPr>
+        <w:jc w:val="center"/>
+        <w:spacing w:before="200" w:after="40"/>
+      </w:pPr>
+      <w:r>
+        <w:rPr>
+          <w:b/>
+          <w:color w:val="0099CC"/>
+          <w:sz w:val="28"/>
+          <w:szCs w:val="28"/>
+        </w:rPr>
+        <w:t>PECH GROUP HOLDINGS LTD</w:t>
+      </w:r>
+    </w:p>
+    <w:p>
+      <w:pPr>
+        <w:pBdr>
+          <w:top w:val="single" w:sz="36" w:space="0" w:color="F5A623"/>
+          <w:bottom w:val="single" w:sz="12" w:space="1" w:color="00BFFF"/>
+        </w:pBdr>
+        <w:spacing w:after="0"/>
+      </w:pPr>
+    </w:p>
     <w:bookmarkStart w:id="29" w:name="pech-group-holdings-ltd"/>
     <w:p>
       <w:pPr>
         <w:pStyle w:val="Heading1"/>
+        <w:rPr>
+          <w:color w:val="0099CC"/>
+        </w:rPr>
+        <w:pBdr>
+          <w:bottom w:val="single" w:sz="18" w:space="2" w:color="F5A623"/>
+        </w:pBdr>
       </w:pPr>
       <w:r>
+        <w:rPr>
+          <w:b/>
+          <w:color w:val="0099CC"/>
+          <w:sz w:val="44"/>
+        </w:rPr>
         <w:t xml:space="preserve">PECH GROUP HOLDINGS LTD</w:t>
       </w:r>
     </w:p>
     <w:bookmarkStart w:id="22" w:name="stock-material-requisition-form"/>
+    <w:p>
+      <w:pPr>
+        <w:pBdr>
+          <w:top w:val="single" w:sz="18" w:space="1" w:color="F5A623"/>
+          <w:bottom w:val="single" w:sz="6" w:space="1" w:color="0099CC"/>
+        </w:pBdr>
+        <w:spacing w:before="200" w:after="200"/>
+      </w:pPr>
+    </w:p>
     <w:p>
       <w:pPr>
         <w:pStyle w:val="Heading2"/>
+        <w:rPr>
+          <w:color w:val="0099CC"/>
+        </w:rPr>
+        <w:pBdr>
+          <w:bottom w:val="single" w:sz="6" w:space="2" w:color="00BFFF"/>
+        </w:pBdr>
       </w:pPr>
       <w:r>
+        <w:rPr>
+          <w:b/>
+          <w:color w:val="0099CC"/>
+          <w:sz w:val="32"/>
+        </w:rPr>
         <w:t xml:space="preserve">STOCK / MATERIAL REQUISITION FORM</w:t>
       </w:r>
     </w:p>
@@ -24,8 +111,16 @@
     <w:p>
       <w:pPr>
         <w:pStyle w:val="Heading3"/>
+        <w:rPr>
+          <w:color w:val="E08A00"/>
+        </w:rPr>
       </w:pPr>
       <w:r>
+        <w:rPr>
+          <w:b/>
+          <w:color w:val="E08A00"/>
+          <w:sz w:val="26"/>
+        </w:rPr>
         <w:t xml:space="preserve">CONFIDENTIAL</w:t>
       </w:r>
     </w:p>
@@ -83,9 +178,29 @@
     <w:bookmarkStart w:id="23" w:name="requisition-details"/>
     <w:p>
       <w:pPr>
+        <w:pBdr>
+          <w:top w:val="single" w:sz="18" w:space="1" w:color="F5A623"/>
+          <w:bottom w:val="single" w:sz="6" w:space="1" w:color="0099CC"/>
+        </w:pBdr>
+        <w:spacing w:before="200" w:after="200"/>
+      </w:pPr>
+    </w:p>
+    <w:p>
+      <w:pPr>
         <w:pStyle w:val="Heading2"/>
+        <w:rPr>
+          <w:color w:val="0099CC"/>
+        </w:rPr>
+        <w:pBdr>
+          <w:bottom w:val="single" w:sz="6" w:space="2" w:color="00BFFF"/>
+        </w:pBdr>
       </w:pPr>
       <w:r>
+        <w:rPr>
+          <w:b/>
+          <w:color w:val="0099CC"/>
+          <w:sz w:val="32"/>
+        </w:rPr>
         <w:t xml:space="preserve">REQUISITION DETAILS</w:t>
       </w:r>
     </w:p>
@@ -95,6 +210,14 @@
         <w:tblW w:type="auto" w:w="0"/>
         <w:tblLook w:firstRow="1" w:lastRow="0" w:firstColumn="0" w:lastColumn="0" w:noHBand="0" w:noVBand="0" w:val="0020"/>
         <w:jc w:val="start"/>
+        <w:tblBorders>
+          <w:top w:val="single" w:sz="4" w:space="0" w:color="B0D4E8"/>
+          <w:left w:val="single" w:sz="4" w:space="0" w:color="B0D4E8"/>
+          <w:bottom w:val="single" w:sz="4" w:space="0" w:color="B0D4E8"/>
+          <w:right w:val="single" w:sz="4" w:space="0" w:color="B0D4E8"/>
+          <w:insideH w:val="single" w:sz="4" w:space="0" w:color="B0D4E8"/>
+          <w:insideV w:val="single" w:sz="4" w:space="0" w:color="B0D4E8"/>
+        </w:tblBorders>
       </w:tblPr>
       <w:tblGrid>
         <w:gridCol w:w="3960"/>
@@ -105,25 +228,39 @@
           <w:tblHeader w:val="true"/>
         </w:trPr>
         <w:tc>
-          <w:tcPr/>
-          <w:p>
-            <w:pPr>
-              <w:pStyle w:val="Compact"/>
-              <w:jc w:val="left"/>
-            </w:pPr>
-            <w:r>
+          <w:tcPr>
+            <w:shd w:fill="0099CC" w:val="clear"/>
+          </w:tcPr>
+          <w:p>
+            <w:pPr>
+              <w:pStyle w:val="Compact"/>
+              <w:jc w:val="left"/>
+            </w:pPr>
+            <w:r>
+              <w:rPr>
+                <w:b/>
+                <w:color w:val="FFFFFF"/>
+                <w:sz w:val="20"/>
+              </w:rPr>
               <w:t xml:space="preserve">Field</w:t>
             </w:r>
           </w:p>
         </w:tc>
         <w:tc>
-          <w:tcPr/>
-          <w:p>
-            <w:pPr>
-              <w:pStyle w:val="Compact"/>
-              <w:jc w:val="left"/>
-            </w:pPr>
-            <w:r>
+          <w:tcPr>
+            <w:shd w:fill="0099CC" w:val="clear"/>
+          </w:tcPr>
+          <w:p>
+            <w:pPr>
+              <w:pStyle w:val="Compact"/>
+              <w:jc w:val="left"/>
+            </w:pPr>
+            <w:r>
+              <w:rPr>
+                <w:b/>
+                <w:color w:val="FFFFFF"/>
+                <w:sz w:val="20"/>
+              </w:rPr>
               <w:t xml:space="preserve">Details</w:t>
             </w:r>
           </w:p>
@@ -131,7 +268,9 @@
       </w:tr>
       <w:tr>
         <w:tc>
-          <w:tcPr/>
+          <w:tcPr>
+            <w:shd w:fill="FFFFFF" w:val="clear"/>
+          </w:tcPr>
           <w:p>
             <w:pPr>
               <w:pStyle w:val="Compact"/>
@@ -141,19 +280,27 @@
               <w:rPr>
                 <w:bCs/>
                 <w:b/>
+                <w:color w:val="1A1A1A"/>
+                <w:sz w:val="19"/>
               </w:rPr>
               <w:t xml:space="preserve">Requisition Number:</w:t>
             </w:r>
           </w:p>
         </w:tc>
         <w:tc>
-          <w:tcPr/>
-          <w:p>
-            <w:pPr>
-              <w:pStyle w:val="Compact"/>
-              <w:jc w:val="left"/>
-            </w:pPr>
-            <w:r>
+          <w:tcPr>
+            <w:shd w:fill="FFFFFF" w:val="clear"/>
+          </w:tcPr>
+          <w:p>
+            <w:pPr>
+              <w:pStyle w:val="Compact"/>
+              <w:jc w:val="left"/>
+            </w:pPr>
+            <w:r>
+              <w:rPr>
+                <w:color w:val="1A1A1A"/>
+                <w:sz w:val="19"/>
+              </w:rPr>
               <w:t xml:space="preserve">SRF-________-________</w:t>
             </w:r>
           </w:p>
@@ -161,7 +308,9 @@
       </w:tr>
       <w:tr>
         <w:tc>
-          <w:tcPr/>
+          <w:tcPr>
+            <w:shd w:fill="E8F8FF" w:val="clear"/>
+          </w:tcPr>
           <w:p>
             <w:pPr>
               <w:pStyle w:val="Compact"/>
@@ -171,19 +320,27 @@
               <w:rPr>
                 <w:bCs/>
                 <w:b/>
+                <w:color w:val="1A1A1A"/>
+                <w:sz w:val="19"/>
               </w:rPr>
               <w:t xml:space="preserve">Date:</w:t>
             </w:r>
           </w:p>
         </w:tc>
         <w:tc>
-          <w:tcPr/>
-          <w:p>
-            <w:pPr>
-              <w:pStyle w:val="Compact"/>
-              <w:jc w:val="left"/>
-            </w:pPr>
-            <w:r>
+          <w:tcPr>
+            <w:shd w:fill="E8F8FF" w:val="clear"/>
+          </w:tcPr>
+          <w:p>
+            <w:pPr>
+              <w:pStyle w:val="Compact"/>
+              <w:jc w:val="left"/>
+            </w:pPr>
+            <w:r>
+              <w:rPr>
+                <w:color w:val="1A1A1A"/>
+                <w:sz w:val="19"/>
+              </w:rPr>
               <w:t xml:space="preserve">______ / ______ / __________ (DD/MM/YYYY)</w:t>
             </w:r>
           </w:p>
@@ -191,7 +348,9 @@
       </w:tr>
       <w:tr>
         <w:tc>
-          <w:tcPr/>
+          <w:tcPr>
+            <w:shd w:fill="FFFFFF" w:val="clear"/>
+          </w:tcPr>
           <w:p>
             <w:pPr>
               <w:pStyle w:val="Compact"/>
@@ -201,19 +360,27 @@
               <w:rPr>
                 <w:bCs/>
                 <w:b/>
+                <w:color w:val="1A1A1A"/>
+                <w:sz w:val="19"/>
               </w:rPr>
               <w:t xml:space="preserve">Date Required:</w:t>
             </w:r>
           </w:p>
         </w:tc>
         <w:tc>
-          <w:tcPr/>
-          <w:p>
-            <w:pPr>
-              <w:pStyle w:val="Compact"/>
-              <w:jc w:val="left"/>
-            </w:pPr>
-            <w:r>
+          <w:tcPr>
+            <w:shd w:fill="FFFFFF" w:val="clear"/>
+          </w:tcPr>
+          <w:p>
+            <w:pPr>
+              <w:pStyle w:val="Compact"/>
+              <w:jc w:val="left"/>
+            </w:pPr>
+            <w:r>
+              <w:rPr>
+                <w:color w:val="1A1A1A"/>
+                <w:sz w:val="19"/>
+              </w:rPr>
               <w:t xml:space="preserve">______ / ______ / __________ (DD/MM/YYYY)</w:t>
             </w:r>
           </w:p>
@@ -221,7 +388,9 @@
       </w:tr>
       <w:tr>
         <w:tc>
-          <w:tcPr/>
+          <w:tcPr>
+            <w:shd w:fill="E8F8FF" w:val="clear"/>
+          </w:tcPr>
           <w:p>
             <w:pPr>
               <w:pStyle w:val="Compact"/>
@@ -231,19 +400,27 @@
               <w:rPr>
                 <w:bCs/>
                 <w:b/>
+                <w:color w:val="1A1A1A"/>
+                <w:sz w:val="19"/>
               </w:rPr>
               <w:t xml:space="preserve">Priority:</w:t>
             </w:r>
           </w:p>
         </w:tc>
         <w:tc>
-          <w:tcPr/>
-          <w:p>
-            <w:pPr>
-              <w:pStyle w:val="Compact"/>
-              <w:jc w:val="left"/>
-            </w:pPr>
-            <w:r>
+          <w:tcPr>
+            <w:shd w:fill="E8F8FF" w:val="clear"/>
+          </w:tcPr>
+          <w:p>
+            <w:pPr>
+              <w:pStyle w:val="Compact"/>
+              <w:jc w:val="left"/>
+            </w:pPr>
+            <w:r>
+              <w:rPr>
+                <w:color w:val="1A1A1A"/>
+                <w:sz w:val="19"/>
+              </w:rPr>
               <w:t xml:space="preserve">[ ] Urgent [ ] Normal [ ] Low</w:t>
             </w:r>
           </w:p>
@@ -261,9 +438,29 @@
     <w:bookmarkStart w:id="24" w:name="requester-information"/>
     <w:p>
       <w:pPr>
+        <w:pBdr>
+          <w:top w:val="single" w:sz="18" w:space="1" w:color="F5A623"/>
+          <w:bottom w:val="single" w:sz="6" w:space="1" w:color="0099CC"/>
+        </w:pBdr>
+        <w:spacing w:before="200" w:after="200"/>
+      </w:pPr>
+    </w:p>
+    <w:p>
+      <w:pPr>
         <w:pStyle w:val="Heading2"/>
+        <w:rPr>
+          <w:color w:val="0099CC"/>
+        </w:rPr>
+        <w:pBdr>
+          <w:bottom w:val="single" w:sz="6" w:space="2" w:color="00BFFF"/>
+        </w:pBdr>
       </w:pPr>
       <w:r>
+        <w:rPr>
+          <w:b/>
+          <w:color w:val="0099CC"/>
+          <w:sz w:val="32"/>
+        </w:rPr>
         <w:t xml:space="preserve">REQUESTER INFORMATION</w:t>
       </w:r>
     </w:p>
@@ -273,6 +470,14 @@
         <w:tblW w:type="pct" w:w="5000"/>
         <w:tblLook w:firstRow="1" w:lastRow="0" w:firstColumn="0" w:lastColumn="0" w:noHBand="0" w:noVBand="0" w:val="0020"/>
         <w:jc w:val="start"/>
+        <w:tblBorders>
+          <w:top w:val="single" w:sz="4" w:space="0" w:color="B0D4E8"/>
+          <w:left w:val="single" w:sz="4" w:space="0" w:color="B0D4E8"/>
+          <w:bottom w:val="single" w:sz="4" w:space="0" w:color="B0D4E8"/>
+          <w:right w:val="single" w:sz="4" w:space="0" w:color="B0D4E8"/>
+          <w:insideH w:val="single" w:sz="4" w:space="0" w:color="B0D4E8"/>
+          <w:insideV w:val="single" w:sz="4" w:space="0" w:color="B0D4E8"/>
+        </w:tblBorders>
       </w:tblPr>
       <w:tblGrid>
         <w:gridCol w:w="3960"/>
@@ -283,25 +488,39 @@
           <w:tblHeader w:val="true"/>
         </w:trPr>
         <w:tc>
-          <w:tcPr/>
-          <w:p>
-            <w:pPr>
-              <w:pStyle w:val="Compact"/>
-              <w:jc w:val="left"/>
-            </w:pPr>
-            <w:r>
+          <w:tcPr>
+            <w:shd w:fill="0099CC" w:val="clear"/>
+          </w:tcPr>
+          <w:p>
+            <w:pPr>
+              <w:pStyle w:val="Compact"/>
+              <w:jc w:val="left"/>
+            </w:pPr>
+            <w:r>
+              <w:rPr>
+                <w:b/>
+                <w:color w:val="FFFFFF"/>
+                <w:sz w:val="20"/>
+              </w:rPr>
               <w:t xml:space="preserve">Field</w:t>
             </w:r>
           </w:p>
         </w:tc>
         <w:tc>
-          <w:tcPr/>
-          <w:p>
-            <w:pPr>
-              <w:pStyle w:val="Compact"/>
-              <w:jc w:val="left"/>
-            </w:pPr>
-            <w:r>
+          <w:tcPr>
+            <w:shd w:fill="0099CC" w:val="clear"/>
+          </w:tcPr>
+          <w:p>
+            <w:pPr>
+              <w:pStyle w:val="Compact"/>
+              <w:jc w:val="left"/>
+            </w:pPr>
+            <w:r>
+              <w:rPr>
+                <w:b/>
+                <w:color w:val="FFFFFF"/>
+                <w:sz w:val="20"/>
+              </w:rPr>
               <w:t xml:space="preserve">Details</w:t>
             </w:r>
           </w:p>
@@ -309,7 +528,9 @@
       </w:tr>
       <w:tr>
         <w:tc>
-          <w:tcPr/>
+          <w:tcPr>
+            <w:shd w:fill="FFFFFF" w:val="clear"/>
+          </w:tcPr>
           <w:p>
             <w:pPr>
               <w:pStyle w:val="Compact"/>
@@ -319,19 +540,27 @@
               <w:rPr>
                 <w:bCs/>
                 <w:b/>
+                <w:color w:val="1A1A1A"/>
+                <w:sz w:val="19"/>
               </w:rPr>
               <w:t xml:space="preserve">Requested By (Name):</w:t>
             </w:r>
           </w:p>
         </w:tc>
         <w:tc>
-          <w:tcPr/>
-          <w:p>
-            <w:pPr>
-              <w:pStyle w:val="Compact"/>
-              <w:jc w:val="left"/>
-            </w:pPr>
-            <w:r>
+          <w:tcPr>
+            <w:shd w:fill="FFFFFF" w:val="clear"/>
+          </w:tcPr>
+          <w:p>
+            <w:pPr>
+              <w:pStyle w:val="Compact"/>
+              <w:jc w:val="left"/>
+            </w:pPr>
+            <w:r>
+              <w:rPr>
+                <w:color w:val="1A1A1A"/>
+                <w:sz w:val="19"/>
+              </w:rPr>
               <w:t xml:space="preserve">__________________________________________</w:t>
             </w:r>
           </w:p>
@@ -339,7 +568,9 @@
       </w:tr>
       <w:tr>
         <w:tc>
-          <w:tcPr/>
+          <w:tcPr>
+            <w:shd w:fill="E8F8FF" w:val="clear"/>
+          </w:tcPr>
           <w:p>
             <w:pPr>
               <w:pStyle w:val="Compact"/>
@@ -349,19 +580,27 @@
               <w:rPr>
                 <w:bCs/>
                 <w:b/>
+                <w:color w:val="1A1A1A"/>
+                <w:sz w:val="19"/>
               </w:rPr>
               <w:t xml:space="preserve">Employee ID:</w:t>
             </w:r>
           </w:p>
         </w:tc>
         <w:tc>
-          <w:tcPr/>
-          <w:p>
-            <w:pPr>
-              <w:pStyle w:val="Compact"/>
-              <w:jc w:val="left"/>
-            </w:pPr>
-            <w:r>
+          <w:tcPr>
+            <w:shd w:fill="E8F8FF" w:val="clear"/>
+          </w:tcPr>
+          <w:p>
+            <w:pPr>
+              <w:pStyle w:val="Compact"/>
+              <w:jc w:val="left"/>
+            </w:pPr>
+            <w:r>
+              <w:rPr>
+                <w:color w:val="1A1A1A"/>
+                <w:sz w:val="19"/>
+              </w:rPr>
               <w:t xml:space="preserve">__________________________________________</w:t>
             </w:r>
           </w:p>
@@ -369,7 +608,9 @@
       </w:tr>
       <w:tr>
         <w:tc>
-          <w:tcPr/>
+          <w:tcPr>
+            <w:shd w:fill="FFFFFF" w:val="clear"/>
+          </w:tcPr>
           <w:p>
             <w:pPr>
               <w:pStyle w:val="Compact"/>
@@ -379,19 +620,27 @@
               <w:rPr>
                 <w:bCs/>
                 <w:b/>
+                <w:color w:val="1A1A1A"/>
+                <w:sz w:val="19"/>
               </w:rPr>
               <w:t xml:space="preserve">Department:</w:t>
             </w:r>
           </w:p>
         </w:tc>
         <w:tc>
-          <w:tcPr/>
-          <w:p>
-            <w:pPr>
-              <w:pStyle w:val="Compact"/>
-              <w:jc w:val="left"/>
-            </w:pPr>
-            <w:r>
+          <w:tcPr>
+            <w:shd w:fill="FFFFFF" w:val="clear"/>
+          </w:tcPr>
+          <w:p>
+            <w:pPr>
+              <w:pStyle w:val="Compact"/>
+              <w:jc w:val="left"/>
+            </w:pPr>
+            <w:r>
+              <w:rPr>
+                <w:color w:val="1A1A1A"/>
+                <w:sz w:val="19"/>
+              </w:rPr>
               <w:t xml:space="preserve">__________________________________________</w:t>
             </w:r>
           </w:p>
@@ -399,7 +648,9 @@
       </w:tr>
       <w:tr>
         <w:tc>
-          <w:tcPr/>
+          <w:tcPr>
+            <w:shd w:fill="E8F8FF" w:val="clear"/>
+          </w:tcPr>
           <w:p>
             <w:pPr>
               <w:pStyle w:val="Compact"/>
@@ -409,19 +660,27 @@
               <w:rPr>
                 <w:bCs/>
                 <w:b/>
+                <w:color w:val="1A1A1A"/>
+                <w:sz w:val="19"/>
               </w:rPr>
               <w:t xml:space="preserve">Position/Designation:</w:t>
             </w:r>
           </w:p>
         </w:tc>
         <w:tc>
-          <w:tcPr/>
-          <w:p>
-            <w:pPr>
-              <w:pStyle w:val="Compact"/>
-              <w:jc w:val="left"/>
-            </w:pPr>
-            <w:r>
+          <w:tcPr>
+            <w:shd w:fill="E8F8FF" w:val="clear"/>
+          </w:tcPr>
+          <w:p>
+            <w:pPr>
+              <w:pStyle w:val="Compact"/>
+              <w:jc w:val="left"/>
+            </w:pPr>
+            <w:r>
+              <w:rPr>
+                <w:color w:val="1A1A1A"/>
+                <w:sz w:val="19"/>
+              </w:rPr>
               <w:t xml:space="preserve">__________________________________________</w:t>
             </w:r>
           </w:p>
@@ -429,7 +688,9 @@
       </w:tr>
       <w:tr>
         <w:tc>
-          <w:tcPr/>
+          <w:tcPr>
+            <w:shd w:fill="FFFFFF" w:val="clear"/>
+          </w:tcPr>
           <w:p>
             <w:pPr>
               <w:pStyle w:val="Compact"/>
@@ -439,19 +700,27 @@
               <w:rPr>
                 <w:bCs/>
                 <w:b/>
+                <w:color w:val="1A1A1A"/>
+                <w:sz w:val="19"/>
               </w:rPr>
               <w:t xml:space="preserve">Project/Job Reference:</w:t>
             </w:r>
           </w:p>
         </w:tc>
         <w:tc>
-          <w:tcPr/>
-          <w:p>
-            <w:pPr>
-              <w:pStyle w:val="Compact"/>
-              <w:jc w:val="left"/>
-            </w:pPr>
-            <w:r>
+          <w:tcPr>
+            <w:shd w:fill="FFFFFF" w:val="clear"/>
+          </w:tcPr>
+          <w:p>
+            <w:pPr>
+              <w:pStyle w:val="Compact"/>
+              <w:jc w:val="left"/>
+            </w:pPr>
+            <w:r>
+              <w:rPr>
+                <w:color w:val="1A1A1A"/>
+                <w:sz w:val="19"/>
+              </w:rPr>
               <w:t xml:space="preserve">__________________________________________</w:t>
             </w:r>
           </w:p>
@@ -459,7 +728,9 @@
       </w:tr>
       <w:tr>
         <w:tc>
-          <w:tcPr/>
+          <w:tcPr>
+            <w:shd w:fill="E8F8FF" w:val="clear"/>
+          </w:tcPr>
           <w:p>
             <w:pPr>
               <w:pStyle w:val="Compact"/>
@@ -469,19 +740,27 @@
               <w:rPr>
                 <w:bCs/>
                 <w:b/>
+                <w:color w:val="1A1A1A"/>
+                <w:sz w:val="19"/>
               </w:rPr>
               <w:t xml:space="preserve">Cost Center / Budget Code:</w:t>
             </w:r>
           </w:p>
         </w:tc>
         <w:tc>
-          <w:tcPr/>
-          <w:p>
-            <w:pPr>
-              <w:pStyle w:val="Compact"/>
-              <w:jc w:val="left"/>
-            </w:pPr>
-            <w:r>
+          <w:tcPr>
+            <w:shd w:fill="E8F8FF" w:val="clear"/>
+          </w:tcPr>
+          <w:p>
+            <w:pPr>
+              <w:pStyle w:val="Compact"/>
+              <w:jc w:val="left"/>
+            </w:pPr>
+            <w:r>
+              <w:rPr>
+                <w:color w:val="1A1A1A"/>
+                <w:sz w:val="19"/>
+              </w:rPr>
               <w:t xml:space="preserve">__________________________________________</w:t>
             </w:r>
           </w:p>
@@ -489,7 +768,9 @@
       </w:tr>
       <w:tr>
         <w:tc>
-          <w:tcPr/>
+          <w:tcPr>
+            <w:shd w:fill="FFFFFF" w:val="clear"/>
+          </w:tcPr>
           <w:p>
             <w:pPr>
               <w:pStyle w:val="Compact"/>
@@ -499,19 +780,27 @@
               <w:rPr>
                 <w:bCs/>
                 <w:b/>
+                <w:color w:val="1A1A1A"/>
+                <w:sz w:val="19"/>
               </w:rPr>
               <w:t xml:space="preserve">Approved Budget Amount (₦):</w:t>
             </w:r>
           </w:p>
         </w:tc>
         <w:tc>
-          <w:tcPr/>
-          <w:p>
-            <w:pPr>
-              <w:pStyle w:val="Compact"/>
-              <w:jc w:val="left"/>
-            </w:pPr>
-            <w:r>
+          <w:tcPr>
+            <w:shd w:fill="FFFFFF" w:val="clear"/>
+          </w:tcPr>
+          <w:p>
+            <w:pPr>
+              <w:pStyle w:val="Compact"/>
+              <w:jc w:val="left"/>
+            </w:pPr>
+            <w:r>
+              <w:rPr>
+                <w:color w:val="1A1A1A"/>
+                <w:sz w:val="19"/>
+              </w:rPr>
               <w:t xml:space="preserve">__________________________________________</w:t>
             </w:r>
           </w:p>
@@ -529,9 +818,29 @@
     <w:bookmarkStart w:id="25" w:name="items-requested"/>
     <w:p>
       <w:pPr>
+        <w:pBdr>
+          <w:top w:val="single" w:sz="18" w:space="1" w:color="F5A623"/>
+          <w:bottom w:val="single" w:sz="6" w:space="1" w:color="0099CC"/>
+        </w:pBdr>
+        <w:spacing w:before="200" w:after="200"/>
+      </w:pPr>
+    </w:p>
+    <w:p>
+      <w:pPr>
         <w:pStyle w:val="Heading2"/>
+        <w:rPr>
+          <w:color w:val="0099CC"/>
+        </w:rPr>
+        <w:pBdr>
+          <w:bottom w:val="single" w:sz="6" w:space="2" w:color="00BFFF"/>
+        </w:pBdr>
       </w:pPr>
       <w:r>
+        <w:rPr>
+          <w:b/>
+          <w:color w:val="0099CC"/>
+          <w:sz w:val="32"/>
+        </w:rPr>
         <w:t xml:space="preserve">ITEMS REQUESTED</w:t>
       </w:r>
     </w:p>
@@ -541,6 +850,14 @@
         <w:tblW w:type="pct" w:w="5000"/>
         <w:tblLook w:firstRow="1" w:lastRow="0" w:firstColumn="0" w:lastColumn="0" w:noHBand="0" w:noVBand="0" w:val="0020"/>
         <w:jc w:val="start"/>
+        <w:tblBorders>
+          <w:top w:val="single" w:sz="4" w:space="0" w:color="B0D4E8"/>
+          <w:left w:val="single" w:sz="4" w:space="0" w:color="B0D4E8"/>
+          <w:bottom w:val="single" w:sz="4" w:space="0" w:color="B0D4E8"/>
+          <w:right w:val="single" w:sz="4" w:space="0" w:color="B0D4E8"/>
+          <w:insideH w:val="single" w:sz="4" w:space="0" w:color="B0D4E8"/>
+          <w:insideV w:val="single" w:sz="4" w:space="0" w:color="B0D4E8"/>
+        </w:tblBorders>
       </w:tblPr>
       <w:tblGrid>
         <w:gridCol w:w="1131"/>
@@ -556,85 +873,134 @@
           <w:tblHeader w:val="true"/>
         </w:trPr>
         <w:tc>
-          <w:tcPr/>
-          <w:p>
-            <w:pPr>
-              <w:pStyle w:val="Compact"/>
-              <w:jc w:val="left"/>
-            </w:pPr>
-            <w:r>
+          <w:tcPr>
+            <w:shd w:fill="0099CC" w:val="clear"/>
+          </w:tcPr>
+          <w:p>
+            <w:pPr>
+              <w:pStyle w:val="Compact"/>
+              <w:jc w:val="left"/>
+            </w:pPr>
+            <w:r>
+              <w:rPr>
+                <w:b/>
+                <w:color w:val="FFFFFF"/>
+                <w:sz w:val="20"/>
+              </w:rPr>
               <w:t xml:space="preserve">Item No.</w:t>
             </w:r>
           </w:p>
         </w:tc>
         <w:tc>
-          <w:tcPr/>
-          <w:p>
-            <w:pPr>
-              <w:pStyle w:val="Compact"/>
-              <w:jc w:val="left"/>
-            </w:pPr>
-            <w:r>
+          <w:tcPr>
+            <w:shd w:fill="0099CC" w:val="clear"/>
+          </w:tcPr>
+          <w:p>
+            <w:pPr>
+              <w:pStyle w:val="Compact"/>
+              <w:jc w:val="left"/>
+            </w:pPr>
+            <w:r>
+              <w:rPr>
+                <w:b/>
+                <w:color w:val="FFFFFF"/>
+                <w:sz w:val="20"/>
+              </w:rPr>
               <w:t xml:space="preserve">Item Code</w:t>
             </w:r>
           </w:p>
         </w:tc>
         <w:tc>
-          <w:tcPr/>
-          <w:p>
-            <w:pPr>
-              <w:pStyle w:val="Compact"/>
-              <w:jc w:val="left"/>
-            </w:pPr>
-            <w:r>
+          <w:tcPr>
+            <w:shd w:fill="0099CC" w:val="clear"/>
+          </w:tcPr>
+          <w:p>
+            <w:pPr>
+              <w:pStyle w:val="Compact"/>
+              <w:jc w:val="left"/>
+            </w:pPr>
+            <w:r>
+              <w:rPr>
+                <w:b/>
+                <w:color w:val="FFFFFF"/>
+                <w:sz w:val="20"/>
+              </w:rPr>
               <w:t xml:space="preserve">Description</w:t>
             </w:r>
           </w:p>
         </w:tc>
         <w:tc>
-          <w:tcPr/>
-          <w:p>
-            <w:pPr>
-              <w:pStyle w:val="Compact"/>
-              <w:jc w:val="left"/>
-            </w:pPr>
-            <w:r>
+          <w:tcPr>
+            <w:shd w:fill="0099CC" w:val="clear"/>
+          </w:tcPr>
+          <w:p>
+            <w:pPr>
+              <w:pStyle w:val="Compact"/>
+              <w:jc w:val="left"/>
+            </w:pPr>
+            <w:r>
+              <w:rPr>
+                <w:b/>
+                <w:color w:val="FFFFFF"/>
+                <w:sz w:val="20"/>
+              </w:rPr>
               <w:t xml:space="preserve">Qty Required</w:t>
             </w:r>
           </w:p>
         </w:tc>
         <w:tc>
-          <w:tcPr/>
-          <w:p>
-            <w:pPr>
-              <w:pStyle w:val="Compact"/>
-              <w:jc w:val="left"/>
-            </w:pPr>
-            <w:r>
+          <w:tcPr>
+            <w:shd w:fill="0099CC" w:val="clear"/>
+          </w:tcPr>
+          <w:p>
+            <w:pPr>
+              <w:pStyle w:val="Compact"/>
+              <w:jc w:val="left"/>
+            </w:pPr>
+            <w:r>
+              <w:rPr>
+                <w:b/>
+                <w:color w:val="FFFFFF"/>
+                <w:sz w:val="20"/>
+              </w:rPr>
               <w:t xml:space="preserve">Qty Issued</w:t>
             </w:r>
           </w:p>
         </w:tc>
         <w:tc>
-          <w:tcPr/>
-          <w:p>
-            <w:pPr>
-              <w:pStyle w:val="Compact"/>
-              <w:jc w:val="left"/>
-            </w:pPr>
-            <w:r>
+          <w:tcPr>
+            <w:shd w:fill="0099CC" w:val="clear"/>
+          </w:tcPr>
+          <w:p>
+            <w:pPr>
+              <w:pStyle w:val="Compact"/>
+              <w:jc w:val="left"/>
+            </w:pPr>
+            <w:r>
+              <w:rPr>
+                <w:b/>
+                <w:color w:val="FFFFFF"/>
+                <w:sz w:val="20"/>
+              </w:rPr>
               <w:t xml:space="preserve">Unit</w:t>
             </w:r>
           </w:p>
         </w:tc>
         <w:tc>
-          <w:tcPr/>
-          <w:p>
-            <w:pPr>
-              <w:pStyle w:val="Compact"/>
-              <w:jc w:val="left"/>
-            </w:pPr>
-            <w:r>
+          <w:tcPr>
+            <w:shd w:fill="0099CC" w:val="clear"/>
+          </w:tcPr>
+          <w:p>
+            <w:pPr>
+              <w:pStyle w:val="Compact"/>
+              <w:jc w:val="left"/>
+            </w:pPr>
+            <w:r>
+              <w:rPr>
+                <w:b/>
+                <w:color w:val="FFFFFF"/>
+                <w:sz w:val="20"/>
+              </w:rPr>
               <w:t xml:space="preserve">Remarks</w:t>
             </w:r>
           </w:p>
@@ -642,59 +1008,77 @@
       </w:tr>
       <w:tr>
         <w:tc>
-          <w:tcPr/>
-          <w:p>
-            <w:pPr>
-              <w:pStyle w:val="Compact"/>
-              <w:jc w:val="left"/>
-            </w:pPr>
-            <w:r>
+          <w:tcPr>
+            <w:shd w:fill="FFFFFF" w:val="clear"/>
+          </w:tcPr>
+          <w:p>
+            <w:pPr>
+              <w:pStyle w:val="Compact"/>
+              <w:jc w:val="left"/>
+            </w:pPr>
+            <w:r>
+              <w:rPr>
+                <w:color w:val="1A1A1A"/>
+                <w:sz w:val="19"/>
+              </w:rPr>
               <w:t xml:space="preserve">1</w:t>
             </w:r>
           </w:p>
         </w:tc>
         <w:tc>
-          <w:tcPr/>
-          <w:p>
-            <w:pPr>
-              <w:pStyle w:val="Compact"/>
-            </w:pPr>
-          </w:p>
-        </w:tc>
-        <w:tc>
-          <w:tcPr/>
-          <w:p>
-            <w:pPr>
-              <w:pStyle w:val="Compact"/>
-            </w:pPr>
-          </w:p>
-        </w:tc>
-        <w:tc>
-          <w:tcPr/>
-          <w:p>
-            <w:pPr>
-              <w:pStyle w:val="Compact"/>
-            </w:pPr>
-          </w:p>
-        </w:tc>
-        <w:tc>
-          <w:tcPr/>
-          <w:p>
-            <w:pPr>
-              <w:pStyle w:val="Compact"/>
-            </w:pPr>
-          </w:p>
-        </w:tc>
-        <w:tc>
-          <w:tcPr/>
-          <w:p>
-            <w:pPr>
-              <w:pStyle w:val="Compact"/>
-            </w:pPr>
-          </w:p>
-        </w:tc>
-        <w:tc>
-          <w:tcPr/>
+          <w:tcPr>
+            <w:shd w:fill="FFFFFF" w:val="clear"/>
+          </w:tcPr>
+          <w:p>
+            <w:pPr>
+              <w:pStyle w:val="Compact"/>
+            </w:pPr>
+          </w:p>
+        </w:tc>
+        <w:tc>
+          <w:tcPr>
+            <w:shd w:fill="FFFFFF" w:val="clear"/>
+          </w:tcPr>
+          <w:p>
+            <w:pPr>
+              <w:pStyle w:val="Compact"/>
+            </w:pPr>
+          </w:p>
+        </w:tc>
+        <w:tc>
+          <w:tcPr>
+            <w:shd w:fill="FFFFFF" w:val="clear"/>
+          </w:tcPr>
+          <w:p>
+            <w:pPr>
+              <w:pStyle w:val="Compact"/>
+            </w:pPr>
+          </w:p>
+        </w:tc>
+        <w:tc>
+          <w:tcPr>
+            <w:shd w:fill="FFFFFF" w:val="clear"/>
+          </w:tcPr>
+          <w:p>
+            <w:pPr>
+              <w:pStyle w:val="Compact"/>
+            </w:pPr>
+          </w:p>
+        </w:tc>
+        <w:tc>
+          <w:tcPr>
+            <w:shd w:fill="FFFFFF" w:val="clear"/>
+          </w:tcPr>
+          <w:p>
+            <w:pPr>
+              <w:pStyle w:val="Compact"/>
+            </w:pPr>
+          </w:p>
+        </w:tc>
+        <w:tc>
+          <w:tcPr>
+            <w:shd w:fill="FFFFFF" w:val="clear"/>
+          </w:tcPr>
           <w:p>
             <w:pPr>
               <w:pStyle w:val="Compact"/>
@@ -704,59 +1088,77 @@
       </w:tr>
       <w:tr>
         <w:tc>
-          <w:tcPr/>
-          <w:p>
-            <w:pPr>
-              <w:pStyle w:val="Compact"/>
-              <w:jc w:val="left"/>
-            </w:pPr>
-            <w:r>
+          <w:tcPr>
+            <w:shd w:fill="E8F8FF" w:val="clear"/>
+          </w:tcPr>
+          <w:p>
+            <w:pPr>
+              <w:pStyle w:val="Compact"/>
+              <w:jc w:val="left"/>
+            </w:pPr>
+            <w:r>
+              <w:rPr>
+                <w:color w:val="1A1A1A"/>
+                <w:sz w:val="19"/>
+              </w:rPr>
               <w:t xml:space="preserve">2</w:t>
             </w:r>
           </w:p>
         </w:tc>
         <w:tc>
-          <w:tcPr/>
-          <w:p>
-            <w:pPr>
-              <w:pStyle w:val="Compact"/>
-            </w:pPr>
-          </w:p>
-        </w:tc>
-        <w:tc>
-          <w:tcPr/>
-          <w:p>
-            <w:pPr>
-              <w:pStyle w:val="Compact"/>
-            </w:pPr>
-          </w:p>
-        </w:tc>
-        <w:tc>
-          <w:tcPr/>
-          <w:p>
-            <w:pPr>
-              <w:pStyle w:val="Compact"/>
-            </w:pPr>
-          </w:p>
-        </w:tc>
-        <w:tc>
-          <w:tcPr/>
-          <w:p>
-            <w:pPr>
-              <w:pStyle w:val="Compact"/>
-            </w:pPr>
-          </w:p>
-        </w:tc>
-        <w:tc>
-          <w:tcPr/>
-          <w:p>
-            <w:pPr>
-              <w:pStyle w:val="Compact"/>
-            </w:pPr>
-          </w:p>
-        </w:tc>
-        <w:tc>
-          <w:tcPr/>
+          <w:tcPr>
+            <w:shd w:fill="E8F8FF" w:val="clear"/>
+          </w:tcPr>
+          <w:p>
+            <w:pPr>
+              <w:pStyle w:val="Compact"/>
+            </w:pPr>
+          </w:p>
+        </w:tc>
+        <w:tc>
+          <w:tcPr>
+            <w:shd w:fill="E8F8FF" w:val="clear"/>
+          </w:tcPr>
+          <w:p>
+            <w:pPr>
+              <w:pStyle w:val="Compact"/>
+            </w:pPr>
+          </w:p>
+        </w:tc>
+        <w:tc>
+          <w:tcPr>
+            <w:shd w:fill="E8F8FF" w:val="clear"/>
+          </w:tcPr>
+          <w:p>
+            <w:pPr>
+              <w:pStyle w:val="Compact"/>
+            </w:pPr>
+          </w:p>
+        </w:tc>
+        <w:tc>
+          <w:tcPr>
+            <w:shd w:fill="E8F8FF" w:val="clear"/>
+          </w:tcPr>
+          <w:p>
+            <w:pPr>
+              <w:pStyle w:val="Compact"/>
+            </w:pPr>
+          </w:p>
+        </w:tc>
+        <w:tc>
+          <w:tcPr>
+            <w:shd w:fill="E8F8FF" w:val="clear"/>
+          </w:tcPr>
+          <w:p>
+            <w:pPr>
+              <w:pStyle w:val="Compact"/>
+            </w:pPr>
+          </w:p>
+        </w:tc>
+        <w:tc>
+          <w:tcPr>
+            <w:shd w:fill="E8F8FF" w:val="clear"/>
+          </w:tcPr>
           <w:p>
             <w:pPr>
               <w:pStyle w:val="Compact"/>
@@ -766,59 +1168,77 @@
       </w:tr>
       <w:tr>
         <w:tc>
-          <w:tcPr/>
-          <w:p>
-            <w:pPr>
-              <w:pStyle w:val="Compact"/>
-              <w:jc w:val="left"/>
-            </w:pPr>
-            <w:r>
+          <w:tcPr>
+            <w:shd w:fill="FFFFFF" w:val="clear"/>
+          </w:tcPr>
+          <w:p>
+            <w:pPr>
+              <w:pStyle w:val="Compact"/>
+              <w:jc w:val="left"/>
+            </w:pPr>
+            <w:r>
+              <w:rPr>
+                <w:color w:val="1A1A1A"/>
+                <w:sz w:val="19"/>
+              </w:rPr>
               <w:t xml:space="preserve">3</w:t>
             </w:r>
           </w:p>
         </w:tc>
         <w:tc>
-          <w:tcPr/>
-          <w:p>
-            <w:pPr>
-              <w:pStyle w:val="Compact"/>
-            </w:pPr>
-          </w:p>
-        </w:tc>
-        <w:tc>
-          <w:tcPr/>
-          <w:p>
-            <w:pPr>
-              <w:pStyle w:val="Compact"/>
-            </w:pPr>
-          </w:p>
-        </w:tc>
-        <w:tc>
-          <w:tcPr/>
-          <w:p>
-            <w:pPr>
-              <w:pStyle w:val="Compact"/>
-            </w:pPr>
-          </w:p>
-        </w:tc>
-        <w:tc>
-          <w:tcPr/>
-          <w:p>
-            <w:pPr>
-              <w:pStyle w:val="Compact"/>
-            </w:pPr>
-          </w:p>
-        </w:tc>
-        <w:tc>
-          <w:tcPr/>
-          <w:p>
-            <w:pPr>
-              <w:pStyle w:val="Compact"/>
-            </w:pPr>
-          </w:p>
-        </w:tc>
-        <w:tc>
-          <w:tcPr/>
+          <w:tcPr>
+            <w:shd w:fill="FFFFFF" w:val="clear"/>
+          </w:tcPr>
+          <w:p>
+            <w:pPr>
+              <w:pStyle w:val="Compact"/>
+            </w:pPr>
+          </w:p>
+        </w:tc>
+        <w:tc>
+          <w:tcPr>
+            <w:shd w:fill="FFFFFF" w:val="clear"/>
+          </w:tcPr>
+          <w:p>
+            <w:pPr>
+              <w:pStyle w:val="Compact"/>
+            </w:pPr>
+          </w:p>
+        </w:tc>
+        <w:tc>
+          <w:tcPr>
+            <w:shd w:fill="FFFFFF" w:val="clear"/>
+          </w:tcPr>
+          <w:p>
+            <w:pPr>
+              <w:pStyle w:val="Compact"/>
+            </w:pPr>
+          </w:p>
+        </w:tc>
+        <w:tc>
+          <w:tcPr>
+            <w:shd w:fill="FFFFFF" w:val="clear"/>
+          </w:tcPr>
+          <w:p>
+            <w:pPr>
+              <w:pStyle w:val="Compact"/>
+            </w:pPr>
+          </w:p>
+        </w:tc>
+        <w:tc>
+          <w:tcPr>
+            <w:shd w:fill="FFFFFF" w:val="clear"/>
+          </w:tcPr>
+          <w:p>
+            <w:pPr>
+              <w:pStyle w:val="Compact"/>
+            </w:pPr>
+          </w:p>
+        </w:tc>
+        <w:tc>
+          <w:tcPr>
+            <w:shd w:fill="FFFFFF" w:val="clear"/>
+          </w:tcPr>
           <w:p>
             <w:pPr>
               <w:pStyle w:val="Compact"/>
@@ -828,59 +1248,77 @@
       </w:tr>
       <w:tr>
         <w:tc>
-          <w:tcPr/>
-          <w:p>
-            <w:pPr>
-              <w:pStyle w:val="Compact"/>
-              <w:jc w:val="left"/>
-            </w:pPr>
-            <w:r>
+          <w:tcPr>
+            <w:shd w:fill="E8F8FF" w:val="clear"/>
+          </w:tcPr>
+          <w:p>
+            <w:pPr>
+              <w:pStyle w:val="Compact"/>
+              <w:jc w:val="left"/>
+            </w:pPr>
+            <w:r>
+              <w:rPr>
+                <w:color w:val="1A1A1A"/>
+                <w:sz w:val="19"/>
+              </w:rPr>
               <w:t xml:space="preserve">4</w:t>
             </w:r>
           </w:p>
         </w:tc>
         <w:tc>
-          <w:tcPr/>
-          <w:p>
-            <w:pPr>
-              <w:pStyle w:val="Compact"/>
-            </w:pPr>
-          </w:p>
-        </w:tc>
-        <w:tc>
-          <w:tcPr/>
-          <w:p>
-            <w:pPr>
-              <w:pStyle w:val="Compact"/>
-            </w:pPr>
-          </w:p>
-        </w:tc>
-        <w:tc>
-          <w:tcPr/>
-          <w:p>
-            <w:pPr>
-              <w:pStyle w:val="Compact"/>
-            </w:pPr>
-          </w:p>
-        </w:tc>
-        <w:tc>
-          <w:tcPr/>
-          <w:p>
-            <w:pPr>
-              <w:pStyle w:val="Compact"/>
-            </w:pPr>
-          </w:p>
-        </w:tc>
-        <w:tc>
-          <w:tcPr/>
-          <w:p>
-            <w:pPr>
-              <w:pStyle w:val="Compact"/>
-            </w:pPr>
-          </w:p>
-        </w:tc>
-        <w:tc>
-          <w:tcPr/>
+          <w:tcPr>
+            <w:shd w:fill="E8F8FF" w:val="clear"/>
+          </w:tcPr>
+          <w:p>
+            <w:pPr>
+              <w:pStyle w:val="Compact"/>
+            </w:pPr>
+          </w:p>
+        </w:tc>
+        <w:tc>
+          <w:tcPr>
+            <w:shd w:fill="E8F8FF" w:val="clear"/>
+          </w:tcPr>
+          <w:p>
+            <w:pPr>
+              <w:pStyle w:val="Compact"/>
+            </w:pPr>
+          </w:p>
+        </w:tc>
+        <w:tc>
+          <w:tcPr>
+            <w:shd w:fill="E8F8FF" w:val="clear"/>
+          </w:tcPr>
+          <w:p>
+            <w:pPr>
+              <w:pStyle w:val="Compact"/>
+            </w:pPr>
+          </w:p>
+        </w:tc>
+        <w:tc>
+          <w:tcPr>
+            <w:shd w:fill="E8F8FF" w:val="clear"/>
+          </w:tcPr>
+          <w:p>
+            <w:pPr>
+              <w:pStyle w:val="Compact"/>
+            </w:pPr>
+          </w:p>
+        </w:tc>
+        <w:tc>
+          <w:tcPr>
+            <w:shd w:fill="E8F8FF" w:val="clear"/>
+          </w:tcPr>
+          <w:p>
+            <w:pPr>
+              <w:pStyle w:val="Compact"/>
+            </w:pPr>
+          </w:p>
+        </w:tc>
+        <w:tc>
+          <w:tcPr>
+            <w:shd w:fill="E8F8FF" w:val="clear"/>
+          </w:tcPr>
           <w:p>
             <w:pPr>
               <w:pStyle w:val="Compact"/>
@@ -890,59 +1328,77 @@
       </w:tr>
       <w:tr>
         <w:tc>
-          <w:tcPr/>
-          <w:p>
-            <w:pPr>
-              <w:pStyle w:val="Compact"/>
-              <w:jc w:val="left"/>
-            </w:pPr>
-            <w:r>
+          <w:tcPr>
+            <w:shd w:fill="FFFFFF" w:val="clear"/>
+          </w:tcPr>
+          <w:p>
+            <w:pPr>
+              <w:pStyle w:val="Compact"/>
+              <w:jc w:val="left"/>
+            </w:pPr>
+            <w:r>
+              <w:rPr>
+                <w:color w:val="1A1A1A"/>
+                <w:sz w:val="19"/>
+              </w:rPr>
               <w:t xml:space="preserve">5</w:t>
             </w:r>
           </w:p>
         </w:tc>
         <w:tc>
-          <w:tcPr/>
-          <w:p>
-            <w:pPr>
-              <w:pStyle w:val="Compact"/>
-            </w:pPr>
-          </w:p>
-        </w:tc>
-        <w:tc>
-          <w:tcPr/>
-          <w:p>
-            <w:pPr>
-              <w:pStyle w:val="Compact"/>
-            </w:pPr>
-          </w:p>
-        </w:tc>
-        <w:tc>
-          <w:tcPr/>
-          <w:p>
-            <w:pPr>
-              <w:pStyle w:val="Compact"/>
-            </w:pPr>
-          </w:p>
-        </w:tc>
-        <w:tc>
-          <w:tcPr/>
-          <w:p>
-            <w:pPr>
-              <w:pStyle w:val="Compact"/>
-            </w:pPr>
-          </w:p>
-        </w:tc>
-        <w:tc>
-          <w:tcPr/>
-          <w:p>
-            <w:pPr>
-              <w:pStyle w:val="Compact"/>
-            </w:pPr>
-          </w:p>
-        </w:tc>
-        <w:tc>
-          <w:tcPr/>
+          <w:tcPr>
+            <w:shd w:fill="FFFFFF" w:val="clear"/>
+          </w:tcPr>
+          <w:p>
+            <w:pPr>
+              <w:pStyle w:val="Compact"/>
+            </w:pPr>
+          </w:p>
+        </w:tc>
+        <w:tc>
+          <w:tcPr>
+            <w:shd w:fill="FFFFFF" w:val="clear"/>
+          </w:tcPr>
+          <w:p>
+            <w:pPr>
+              <w:pStyle w:val="Compact"/>
+            </w:pPr>
+          </w:p>
+        </w:tc>
+        <w:tc>
+          <w:tcPr>
+            <w:shd w:fill="FFFFFF" w:val="clear"/>
+          </w:tcPr>
+          <w:p>
+            <w:pPr>
+              <w:pStyle w:val="Compact"/>
+            </w:pPr>
+          </w:p>
+        </w:tc>
+        <w:tc>
+          <w:tcPr>
+            <w:shd w:fill="FFFFFF" w:val="clear"/>
+          </w:tcPr>
+          <w:p>
+            <w:pPr>
+              <w:pStyle w:val="Compact"/>
+            </w:pPr>
+          </w:p>
+        </w:tc>
+        <w:tc>
+          <w:tcPr>
+            <w:shd w:fill="FFFFFF" w:val="clear"/>
+          </w:tcPr>
+          <w:p>
+            <w:pPr>
+              <w:pStyle w:val="Compact"/>
+            </w:pPr>
+          </w:p>
+        </w:tc>
+        <w:tc>
+          <w:tcPr>
+            <w:shd w:fill="FFFFFF" w:val="clear"/>
+          </w:tcPr>
           <w:p>
             <w:pPr>
               <w:pStyle w:val="Compact"/>
@@ -952,59 +1408,77 @@
       </w:tr>
       <w:tr>
         <w:tc>
-          <w:tcPr/>
-          <w:p>
-            <w:pPr>
-              <w:pStyle w:val="Compact"/>
-              <w:jc w:val="left"/>
-            </w:pPr>
-            <w:r>
+          <w:tcPr>
+            <w:shd w:fill="E8F8FF" w:val="clear"/>
+          </w:tcPr>
+          <w:p>
+            <w:pPr>
+              <w:pStyle w:val="Compact"/>
+              <w:jc w:val="left"/>
+            </w:pPr>
+            <w:r>
+              <w:rPr>
+                <w:color w:val="1A1A1A"/>
+                <w:sz w:val="19"/>
+              </w:rPr>
               <w:t xml:space="preserve">6</w:t>
             </w:r>
           </w:p>
         </w:tc>
         <w:tc>
-          <w:tcPr/>
-          <w:p>
-            <w:pPr>
-              <w:pStyle w:val="Compact"/>
-            </w:pPr>
-          </w:p>
-        </w:tc>
-        <w:tc>
-          <w:tcPr/>
-          <w:p>
-            <w:pPr>
-              <w:pStyle w:val="Compact"/>
-            </w:pPr>
-          </w:p>
-        </w:tc>
-        <w:tc>
-          <w:tcPr/>
-          <w:p>
-            <w:pPr>
-              <w:pStyle w:val="Compact"/>
-            </w:pPr>
-          </w:p>
-        </w:tc>
-        <w:tc>
-          <w:tcPr/>
-          <w:p>
-            <w:pPr>
-              <w:pStyle w:val="Compact"/>
-            </w:pPr>
-          </w:p>
-        </w:tc>
-        <w:tc>
-          <w:tcPr/>
-          <w:p>
-            <w:pPr>
-              <w:pStyle w:val="Compact"/>
-            </w:pPr>
-          </w:p>
-        </w:tc>
-        <w:tc>
-          <w:tcPr/>
+          <w:tcPr>
+            <w:shd w:fill="E8F8FF" w:val="clear"/>
+          </w:tcPr>
+          <w:p>
+            <w:pPr>
+              <w:pStyle w:val="Compact"/>
+            </w:pPr>
+          </w:p>
+        </w:tc>
+        <w:tc>
+          <w:tcPr>
+            <w:shd w:fill="E8F8FF" w:val="clear"/>
+          </w:tcPr>
+          <w:p>
+            <w:pPr>
+              <w:pStyle w:val="Compact"/>
+            </w:pPr>
+          </w:p>
+        </w:tc>
+        <w:tc>
+          <w:tcPr>
+            <w:shd w:fill="E8F8FF" w:val="clear"/>
+          </w:tcPr>
+          <w:p>
+            <w:pPr>
+              <w:pStyle w:val="Compact"/>
+            </w:pPr>
+          </w:p>
+        </w:tc>
+        <w:tc>
+          <w:tcPr>
+            <w:shd w:fill="E8F8FF" w:val="clear"/>
+          </w:tcPr>
+          <w:p>
+            <w:pPr>
+              <w:pStyle w:val="Compact"/>
+            </w:pPr>
+          </w:p>
+        </w:tc>
+        <w:tc>
+          <w:tcPr>
+            <w:shd w:fill="E8F8FF" w:val="clear"/>
+          </w:tcPr>
+          <w:p>
+            <w:pPr>
+              <w:pStyle w:val="Compact"/>
+            </w:pPr>
+          </w:p>
+        </w:tc>
+        <w:tc>
+          <w:tcPr>
+            <w:shd w:fill="E8F8FF" w:val="clear"/>
+          </w:tcPr>
           <w:p>
             <w:pPr>
               <w:pStyle w:val="Compact"/>
@@ -1014,59 +1488,77 @@
       </w:tr>
       <w:tr>
         <w:tc>
-          <w:tcPr/>
-          <w:p>
-            <w:pPr>
-              <w:pStyle w:val="Compact"/>
-              <w:jc w:val="left"/>
-            </w:pPr>
-            <w:r>
+          <w:tcPr>
+            <w:shd w:fill="FFFFFF" w:val="clear"/>
+          </w:tcPr>
+          <w:p>
+            <w:pPr>
+              <w:pStyle w:val="Compact"/>
+              <w:jc w:val="left"/>
+            </w:pPr>
+            <w:r>
+              <w:rPr>
+                <w:color w:val="1A1A1A"/>
+                <w:sz w:val="19"/>
+              </w:rPr>
               <w:t xml:space="preserve">7</w:t>
             </w:r>
           </w:p>
         </w:tc>
         <w:tc>
-          <w:tcPr/>
-          <w:p>
-            <w:pPr>
-              <w:pStyle w:val="Compact"/>
-            </w:pPr>
-          </w:p>
-        </w:tc>
-        <w:tc>
-          <w:tcPr/>
-          <w:p>
-            <w:pPr>
-              <w:pStyle w:val="Compact"/>
-            </w:pPr>
-          </w:p>
-        </w:tc>
-        <w:tc>
-          <w:tcPr/>
-          <w:p>
-            <w:pPr>
-              <w:pStyle w:val="Compact"/>
-            </w:pPr>
-          </w:p>
-        </w:tc>
-        <w:tc>
-          <w:tcPr/>
-          <w:p>
-            <w:pPr>
-              <w:pStyle w:val="Compact"/>
-            </w:pPr>
-          </w:p>
-        </w:tc>
-        <w:tc>
-          <w:tcPr/>
-          <w:p>
-            <w:pPr>
-              <w:pStyle w:val="Compact"/>
-            </w:pPr>
-          </w:p>
-        </w:tc>
-        <w:tc>
-          <w:tcPr/>
+          <w:tcPr>
+            <w:shd w:fill="FFFFFF" w:val="clear"/>
+          </w:tcPr>
+          <w:p>
+            <w:pPr>
+              <w:pStyle w:val="Compact"/>
+            </w:pPr>
+          </w:p>
+        </w:tc>
+        <w:tc>
+          <w:tcPr>
+            <w:shd w:fill="FFFFFF" w:val="clear"/>
+          </w:tcPr>
+          <w:p>
+            <w:pPr>
+              <w:pStyle w:val="Compact"/>
+            </w:pPr>
+          </w:p>
+        </w:tc>
+        <w:tc>
+          <w:tcPr>
+            <w:shd w:fill="FFFFFF" w:val="clear"/>
+          </w:tcPr>
+          <w:p>
+            <w:pPr>
+              <w:pStyle w:val="Compact"/>
+            </w:pPr>
+          </w:p>
+        </w:tc>
+        <w:tc>
+          <w:tcPr>
+            <w:shd w:fill="FFFFFF" w:val="clear"/>
+          </w:tcPr>
+          <w:p>
+            <w:pPr>
+              <w:pStyle w:val="Compact"/>
+            </w:pPr>
+          </w:p>
+        </w:tc>
+        <w:tc>
+          <w:tcPr>
+            <w:shd w:fill="FFFFFF" w:val="clear"/>
+          </w:tcPr>
+          <w:p>
+            <w:pPr>
+              <w:pStyle w:val="Compact"/>
+            </w:pPr>
+          </w:p>
+        </w:tc>
+        <w:tc>
+          <w:tcPr>
+            <w:shd w:fill="FFFFFF" w:val="clear"/>
+          </w:tcPr>
           <w:p>
             <w:pPr>
               <w:pStyle w:val="Compact"/>
@@ -1076,59 +1568,77 @@
       </w:tr>
       <w:tr>
         <w:tc>
-          <w:tcPr/>
-          <w:p>
-            <w:pPr>
-              <w:pStyle w:val="Compact"/>
-              <w:jc w:val="left"/>
-            </w:pPr>
-            <w:r>
+          <w:tcPr>
+            <w:shd w:fill="E8F8FF" w:val="clear"/>
+          </w:tcPr>
+          <w:p>
+            <w:pPr>
+              <w:pStyle w:val="Compact"/>
+              <w:jc w:val="left"/>
+            </w:pPr>
+            <w:r>
+              <w:rPr>
+                <w:color w:val="1A1A1A"/>
+                <w:sz w:val="19"/>
+              </w:rPr>
               <w:t xml:space="preserve">8</w:t>
             </w:r>
           </w:p>
         </w:tc>
         <w:tc>
-          <w:tcPr/>
-          <w:p>
-            <w:pPr>
-              <w:pStyle w:val="Compact"/>
-            </w:pPr>
-          </w:p>
-        </w:tc>
-        <w:tc>
-          <w:tcPr/>
-          <w:p>
-            <w:pPr>
-              <w:pStyle w:val="Compact"/>
-            </w:pPr>
-          </w:p>
-        </w:tc>
-        <w:tc>
-          <w:tcPr/>
-          <w:p>
-            <w:pPr>
-              <w:pStyle w:val="Compact"/>
-            </w:pPr>
-          </w:p>
-        </w:tc>
-        <w:tc>
-          <w:tcPr/>
-          <w:p>
-            <w:pPr>
-              <w:pStyle w:val="Compact"/>
-            </w:pPr>
-          </w:p>
-        </w:tc>
-        <w:tc>
-          <w:tcPr/>
-          <w:p>
-            <w:pPr>
-              <w:pStyle w:val="Compact"/>
-            </w:pPr>
-          </w:p>
-        </w:tc>
-        <w:tc>
-          <w:tcPr/>
+          <w:tcPr>
+            <w:shd w:fill="E8F8FF" w:val="clear"/>
+          </w:tcPr>
+          <w:p>
+            <w:pPr>
+              <w:pStyle w:val="Compact"/>
+            </w:pPr>
+          </w:p>
+        </w:tc>
+        <w:tc>
+          <w:tcPr>
+            <w:shd w:fill="E8F8FF" w:val="clear"/>
+          </w:tcPr>
+          <w:p>
+            <w:pPr>
+              <w:pStyle w:val="Compact"/>
+            </w:pPr>
+          </w:p>
+        </w:tc>
+        <w:tc>
+          <w:tcPr>
+            <w:shd w:fill="E8F8FF" w:val="clear"/>
+          </w:tcPr>
+          <w:p>
+            <w:pPr>
+              <w:pStyle w:val="Compact"/>
+            </w:pPr>
+          </w:p>
+        </w:tc>
+        <w:tc>
+          <w:tcPr>
+            <w:shd w:fill="E8F8FF" w:val="clear"/>
+          </w:tcPr>
+          <w:p>
+            <w:pPr>
+              <w:pStyle w:val="Compact"/>
+            </w:pPr>
+          </w:p>
+        </w:tc>
+        <w:tc>
+          <w:tcPr>
+            <w:shd w:fill="E8F8FF" w:val="clear"/>
+          </w:tcPr>
+          <w:p>
+            <w:pPr>
+              <w:pStyle w:val="Compact"/>
+            </w:pPr>
+          </w:p>
+        </w:tc>
+        <w:tc>
+          <w:tcPr>
+            <w:shd w:fill="E8F8FF" w:val="clear"/>
+          </w:tcPr>
           <w:p>
             <w:pPr>
               <w:pStyle w:val="Compact"/>
@@ -1148,9 +1658,29 @@
     <w:bookmarkStart w:id="26" w:name="purpose-justification"/>
     <w:p>
       <w:pPr>
+        <w:pBdr>
+          <w:top w:val="single" w:sz="18" w:space="1" w:color="F5A623"/>
+          <w:bottom w:val="single" w:sz="6" w:space="1" w:color="0099CC"/>
+        </w:pBdr>
+        <w:spacing w:before="200" w:after="200"/>
+      </w:pPr>
+    </w:p>
+    <w:p>
+      <w:pPr>
         <w:pStyle w:val="Heading2"/>
+        <w:rPr>
+          <w:color w:val="0099CC"/>
+        </w:rPr>
+        <w:pBdr>
+          <w:bottom w:val="single" w:sz="6" w:space="2" w:color="00BFFF"/>
+        </w:pBdr>
       </w:pPr>
       <w:r>
+        <w:rPr>
+          <w:b/>
+          <w:color w:val="0099CC"/>
+          <w:sz w:val="32"/>
+        </w:rPr>
         <w:t xml:space="preserve">PURPOSE / JUSTIFICATION</w:t>
       </w:r>
     </w:p>
@@ -1193,9 +1723,29 @@
     <w:bookmarkStart w:id="27" w:name="store-remarks"/>
     <w:p>
       <w:pPr>
+        <w:pBdr>
+          <w:top w:val="single" w:sz="18" w:space="1" w:color="F5A623"/>
+          <w:bottom w:val="single" w:sz="6" w:space="1" w:color="0099CC"/>
+        </w:pBdr>
+        <w:spacing w:before="200" w:after="200"/>
+      </w:pPr>
+    </w:p>
+    <w:p>
+      <w:pPr>
         <w:pStyle w:val="Heading2"/>
+        <w:rPr>
+          <w:color w:val="0099CC"/>
+        </w:rPr>
+        <w:pBdr>
+          <w:bottom w:val="single" w:sz="6" w:space="2" w:color="00BFFF"/>
+        </w:pBdr>
       </w:pPr>
       <w:r>
+        <w:rPr>
+          <w:b/>
+          <w:color w:val="0099CC"/>
+          <w:sz w:val="32"/>
+        </w:rPr>
         <w:t xml:space="preserve">STORE REMARKS</w:t>
       </w:r>
     </w:p>
@@ -1205,6 +1755,14 @@
         <w:tblW w:type="pct" w:w="5000"/>
         <w:tblLook w:firstRow="1" w:lastRow="0" w:firstColumn="0" w:lastColumn="0" w:noHBand="0" w:noVBand="0" w:val="0020"/>
         <w:jc w:val="start"/>
+        <w:tblBorders>
+          <w:top w:val="single" w:sz="4" w:space="0" w:color="B0D4E8"/>
+          <w:left w:val="single" w:sz="4" w:space="0" w:color="B0D4E8"/>
+          <w:bottom w:val="single" w:sz="4" w:space="0" w:color="B0D4E8"/>
+          <w:right w:val="single" w:sz="4" w:space="0" w:color="B0D4E8"/>
+          <w:insideH w:val="single" w:sz="4" w:space="0" w:color="B0D4E8"/>
+          <w:insideV w:val="single" w:sz="4" w:space="0" w:color="B0D4E8"/>
+        </w:tblBorders>
       </w:tblPr>
       <w:tblGrid>
         <w:gridCol w:w="3960"/>
@@ -1215,25 +1773,39 @@
           <w:tblHeader w:val="true"/>
         </w:trPr>
         <w:tc>
-          <w:tcPr/>
-          <w:p>
-            <w:pPr>
-              <w:pStyle w:val="Compact"/>
-              <w:jc w:val="left"/>
-            </w:pPr>
-            <w:r>
+          <w:tcPr>
+            <w:shd w:fill="0099CC" w:val="clear"/>
+          </w:tcPr>
+          <w:p>
+            <w:pPr>
+              <w:pStyle w:val="Compact"/>
+              <w:jc w:val="left"/>
+            </w:pPr>
+            <w:r>
+              <w:rPr>
+                <w:b/>
+                <w:color w:val="FFFFFF"/>
+                <w:sz w:val="20"/>
+              </w:rPr>
               <w:t xml:space="preserve">Field</w:t>
             </w:r>
           </w:p>
         </w:tc>
         <w:tc>
-          <w:tcPr/>
-          <w:p>
-            <w:pPr>
-              <w:pStyle w:val="Compact"/>
-              <w:jc w:val="left"/>
-            </w:pPr>
-            <w:r>
+          <w:tcPr>
+            <w:shd w:fill="0099CC" w:val="clear"/>
+          </w:tcPr>
+          <w:p>
+            <w:pPr>
+              <w:pStyle w:val="Compact"/>
+              <w:jc w:val="left"/>
+            </w:pPr>
+            <w:r>
+              <w:rPr>
+                <w:b/>
+                <w:color w:val="FFFFFF"/>
+                <w:sz w:val="20"/>
+              </w:rPr>
               <w:t xml:space="preserve">Details</w:t>
             </w:r>
           </w:p>
@@ -1241,7 +1813,9 @@
       </w:tr>
       <w:tr>
         <w:tc>
-          <w:tcPr/>
+          <w:tcPr>
+            <w:shd w:fill="FFFFFF" w:val="clear"/>
+          </w:tcPr>
           <w:p>
             <w:pPr>
               <w:pStyle w:val="Compact"/>
@@ -1251,19 +1825,27 @@
               <w:rPr>
                 <w:bCs/>
                 <w:b/>
+                <w:color w:val="1A1A1A"/>
+                <w:sz w:val="19"/>
               </w:rPr>
               <w:t xml:space="preserve">Items Available in Stock:</w:t>
             </w:r>
           </w:p>
         </w:tc>
         <w:tc>
-          <w:tcPr/>
-          <w:p>
-            <w:pPr>
-              <w:pStyle w:val="Compact"/>
-              <w:jc w:val="left"/>
-            </w:pPr>
-            <w:r>
+          <w:tcPr>
+            <w:shd w:fill="FFFFFF" w:val="clear"/>
+          </w:tcPr>
+          <w:p>
+            <w:pPr>
+              <w:pStyle w:val="Compact"/>
+              <w:jc w:val="left"/>
+            </w:pPr>
+            <w:r>
+              <w:rPr>
+                <w:color w:val="1A1A1A"/>
+                <w:sz w:val="19"/>
+              </w:rPr>
               <w:t xml:space="preserve">[ ] Yes — All items [ ] Partial [ ] No</w:t>
             </w:r>
           </w:p>
@@ -1271,7 +1853,9 @@
       </w:tr>
       <w:tr>
         <w:tc>
-          <w:tcPr/>
+          <w:tcPr>
+            <w:shd w:fill="E8F8FF" w:val="clear"/>
+          </w:tcPr>
           <w:p>
             <w:pPr>
               <w:pStyle w:val="Compact"/>
@@ -1281,19 +1865,27 @@
               <w:rPr>
                 <w:bCs/>
                 <w:b/>
+                <w:color w:val="1A1A1A"/>
+                <w:sz w:val="19"/>
               </w:rPr>
               <w:t xml:space="preserve">Alternative Items Offered:</w:t>
             </w:r>
           </w:p>
         </w:tc>
         <w:tc>
-          <w:tcPr/>
-          <w:p>
-            <w:pPr>
-              <w:pStyle w:val="Compact"/>
-              <w:jc w:val="left"/>
-            </w:pPr>
-            <w:r>
+          <w:tcPr>
+            <w:shd w:fill="E8F8FF" w:val="clear"/>
+          </w:tcPr>
+          <w:p>
+            <w:pPr>
+              <w:pStyle w:val="Compact"/>
+              <w:jc w:val="left"/>
+            </w:pPr>
+            <w:r>
+              <w:rPr>
+                <w:color w:val="1A1A1A"/>
+                <w:sz w:val="19"/>
+              </w:rPr>
               <w:t xml:space="preserve">__________________________________________</w:t>
             </w:r>
           </w:p>
@@ -1301,7 +1893,9 @@
       </w:tr>
       <w:tr>
         <w:tc>
-          <w:tcPr/>
+          <w:tcPr>
+            <w:shd w:fill="FFFFFF" w:val="clear"/>
+          </w:tcPr>
           <w:p>
             <w:pPr>
               <w:pStyle w:val="Compact"/>
@@ -1311,19 +1905,27 @@
               <w:rPr>
                 <w:bCs/>
                 <w:b/>
+                <w:color w:val="1A1A1A"/>
+                <w:sz w:val="19"/>
               </w:rPr>
               <w:t xml:space="preserve">Expected Restock Date (if unavailable):</w:t>
             </w:r>
           </w:p>
         </w:tc>
         <w:tc>
-          <w:tcPr/>
-          <w:p>
-            <w:pPr>
-              <w:pStyle w:val="Compact"/>
-              <w:jc w:val="left"/>
-            </w:pPr>
-            <w:r>
+          <w:tcPr>
+            <w:shd w:fill="FFFFFF" w:val="clear"/>
+          </w:tcPr>
+          <w:p>
+            <w:pPr>
+              <w:pStyle w:val="Compact"/>
+              <w:jc w:val="left"/>
+            </w:pPr>
+            <w:r>
+              <w:rPr>
+                <w:color w:val="1A1A1A"/>
+                <w:sz w:val="19"/>
+              </w:rPr>
               <w:t xml:space="preserve">______ / ______ / __________ (DD/MM/YYYY)</w:t>
             </w:r>
           </w:p>
@@ -1331,7 +1933,9 @@
       </w:tr>
       <w:tr>
         <w:tc>
-          <w:tcPr/>
+          <w:tcPr>
+            <w:shd w:fill="E8F8FF" w:val="clear"/>
+          </w:tcPr>
           <w:p>
             <w:pPr>
               <w:pStyle w:val="Compact"/>
@@ -1341,19 +1945,27 @@
               <w:rPr>
                 <w:bCs/>
                 <w:b/>
+                <w:color w:val="1A1A1A"/>
+                <w:sz w:val="19"/>
               </w:rPr>
               <w:t xml:space="preserve">Store Remarks:</w:t>
             </w:r>
           </w:p>
         </w:tc>
         <w:tc>
-          <w:tcPr/>
-          <w:p>
-            <w:pPr>
-              <w:pStyle w:val="Compact"/>
-              <w:jc w:val="left"/>
-            </w:pPr>
-            <w:r>
+          <w:tcPr>
+            <w:shd w:fill="E8F8FF" w:val="clear"/>
+          </w:tcPr>
+          <w:p>
+            <w:pPr>
+              <w:pStyle w:val="Compact"/>
+              <w:jc w:val="left"/>
+            </w:pPr>
+            <w:r>
+              <w:rPr>
+                <w:color w:val="1A1A1A"/>
+                <w:sz w:val="19"/>
+              </w:rPr>
               <w:t xml:space="preserve">__________________________________________</w:t>
             </w:r>
           </w:p>
@@ -1371,9 +1983,29 @@
     <w:bookmarkStart w:id="28" w:name="authorization-and-approval"/>
     <w:p>
       <w:pPr>
+        <w:pBdr>
+          <w:top w:val="single" w:sz="18" w:space="1" w:color="F5A623"/>
+          <w:bottom w:val="single" w:sz="6" w:space="1" w:color="0099CC"/>
+        </w:pBdr>
+        <w:spacing w:before="200" w:after="200"/>
+      </w:pPr>
+    </w:p>
+    <w:p>
+      <w:pPr>
         <w:pStyle w:val="Heading2"/>
+        <w:rPr>
+          <w:color w:val="0099CC"/>
+        </w:rPr>
+        <w:pBdr>
+          <w:bottom w:val="single" w:sz="6" w:space="2" w:color="00BFFF"/>
+        </w:pBdr>
       </w:pPr>
       <w:r>
+        <w:rPr>
+          <w:b/>
+          <w:color w:val="0099CC"/>
+          <w:sz w:val="32"/>
+        </w:rPr>
         <w:t xml:space="preserve">AUTHORIZATION AND APPROVAL</w:t>
       </w:r>
     </w:p>
@@ -1383,6 +2015,14 @@
         <w:tblW w:type="pct" w:w="5000"/>
         <w:tblLook w:firstRow="1" w:lastRow="0" w:firstColumn="0" w:lastColumn="0" w:noHBand="0" w:noVBand="0" w:val="0020"/>
         <w:jc w:val="start"/>
+        <w:tblBorders>
+          <w:top w:val="single" w:sz="4" w:space="0" w:color="B0D4E8"/>
+          <w:left w:val="single" w:sz="4" w:space="0" w:color="B0D4E8"/>
+          <w:bottom w:val="single" w:sz="4" w:space="0" w:color="B0D4E8"/>
+          <w:right w:val="single" w:sz="4" w:space="0" w:color="B0D4E8"/>
+          <w:insideH w:val="single" w:sz="4" w:space="0" w:color="B0D4E8"/>
+          <w:insideV w:val="single" w:sz="4" w:space="0" w:color="B0D4E8"/>
+        </w:tblBorders>
       </w:tblPr>
       <w:tblGrid>
         <w:gridCol w:w="1980"/>
@@ -1395,49 +2035,77 @@
           <w:tblHeader w:val="true"/>
         </w:trPr>
         <w:tc>
-          <w:tcPr/>
-          <w:p>
-            <w:pPr>
-              <w:pStyle w:val="Compact"/>
-              <w:jc w:val="left"/>
-            </w:pPr>
-            <w:r>
+          <w:tcPr>
+            <w:shd w:fill="0099CC" w:val="clear"/>
+          </w:tcPr>
+          <w:p>
+            <w:pPr>
+              <w:pStyle w:val="Compact"/>
+              <w:jc w:val="left"/>
+            </w:pPr>
+            <w:r>
+              <w:rPr>
+                <w:b/>
+                <w:color w:val="FFFFFF"/>
+                <w:sz w:val="20"/>
+              </w:rPr>
               <w:t xml:space="preserve">Role</w:t>
             </w:r>
           </w:p>
         </w:tc>
         <w:tc>
-          <w:tcPr/>
-          <w:p>
-            <w:pPr>
-              <w:pStyle w:val="Compact"/>
-              <w:jc w:val="left"/>
-            </w:pPr>
-            <w:r>
+          <w:tcPr>
+            <w:shd w:fill="0099CC" w:val="clear"/>
+          </w:tcPr>
+          <w:p>
+            <w:pPr>
+              <w:pStyle w:val="Compact"/>
+              <w:jc w:val="left"/>
+            </w:pPr>
+            <w:r>
+              <w:rPr>
+                <w:b/>
+                <w:color w:val="FFFFFF"/>
+                <w:sz w:val="20"/>
+              </w:rPr>
               <w:t xml:space="preserve">Name</w:t>
             </w:r>
           </w:p>
         </w:tc>
         <w:tc>
-          <w:tcPr/>
-          <w:p>
-            <w:pPr>
-              <w:pStyle w:val="Compact"/>
-              <w:jc w:val="left"/>
-            </w:pPr>
-            <w:r>
+          <w:tcPr>
+            <w:shd w:fill="0099CC" w:val="clear"/>
+          </w:tcPr>
+          <w:p>
+            <w:pPr>
+              <w:pStyle w:val="Compact"/>
+              <w:jc w:val="left"/>
+            </w:pPr>
+            <w:r>
+              <w:rPr>
+                <w:b/>
+                <w:color w:val="FFFFFF"/>
+                <w:sz w:val="20"/>
+              </w:rPr>
               <w:t xml:space="preserve">Signature</w:t>
             </w:r>
           </w:p>
         </w:tc>
         <w:tc>
-          <w:tcPr/>
-          <w:p>
-            <w:pPr>
-              <w:pStyle w:val="Compact"/>
-              <w:jc w:val="left"/>
-            </w:pPr>
-            <w:r>
+          <w:tcPr>
+            <w:shd w:fill="0099CC" w:val="clear"/>
+          </w:tcPr>
+          <w:p>
+            <w:pPr>
+              <w:pStyle w:val="Compact"/>
+              <w:jc w:val="left"/>
+            </w:pPr>
+            <w:r>
+              <w:rPr>
+                <w:b/>
+                <w:color w:val="FFFFFF"/>
+                <w:sz w:val="20"/>
+              </w:rPr>
               <w:t xml:space="preserve">Date</w:t>
             </w:r>
           </w:p>
@@ -1445,7 +2113,9 @@
       </w:tr>
       <w:tr>
         <w:tc>
-          <w:tcPr/>
+          <w:tcPr>
+            <w:shd w:fill="FFFFFF" w:val="clear"/>
+          </w:tcPr>
           <w:p>
             <w:pPr>
               <w:pStyle w:val="Compact"/>
@@ -1455,43 +2125,63 @@
               <w:rPr>
                 <w:bCs/>
                 <w:b/>
+                <w:color w:val="1A1A1A"/>
+                <w:sz w:val="19"/>
               </w:rPr>
               <w:t xml:space="preserve">Requested By:</w:t>
             </w:r>
           </w:p>
         </w:tc>
         <w:tc>
-          <w:tcPr/>
-          <w:p>
-            <w:pPr>
-              <w:pStyle w:val="Compact"/>
-              <w:jc w:val="left"/>
-            </w:pPr>
-            <w:r>
+          <w:tcPr>
+            <w:shd w:fill="FFFFFF" w:val="clear"/>
+          </w:tcPr>
+          <w:p>
+            <w:pPr>
+              <w:pStyle w:val="Compact"/>
+              <w:jc w:val="left"/>
+            </w:pPr>
+            <w:r>
+              <w:rPr>
+                <w:color w:val="1A1A1A"/>
+                <w:sz w:val="19"/>
+              </w:rPr>
               <w:t xml:space="preserve">__________________</w:t>
             </w:r>
           </w:p>
         </w:tc>
         <w:tc>
-          <w:tcPr/>
-          <w:p>
-            <w:pPr>
-              <w:pStyle w:val="Compact"/>
-              <w:jc w:val="left"/>
-            </w:pPr>
-            <w:r>
+          <w:tcPr>
+            <w:shd w:fill="FFFFFF" w:val="clear"/>
+          </w:tcPr>
+          <w:p>
+            <w:pPr>
+              <w:pStyle w:val="Compact"/>
+              <w:jc w:val="left"/>
+            </w:pPr>
+            <w:r>
+              <w:rPr>
+                <w:color w:val="1A1A1A"/>
+                <w:sz w:val="19"/>
+              </w:rPr>
               <w:t xml:space="preserve">__________________</w:t>
             </w:r>
           </w:p>
         </w:tc>
         <w:tc>
-          <w:tcPr/>
-          <w:p>
-            <w:pPr>
-              <w:pStyle w:val="Compact"/>
-              <w:jc w:val="left"/>
-            </w:pPr>
-            <w:r>
+          <w:tcPr>
+            <w:shd w:fill="FFFFFF" w:val="clear"/>
+          </w:tcPr>
+          <w:p>
+            <w:pPr>
+              <w:pStyle w:val="Compact"/>
+              <w:jc w:val="left"/>
+            </w:pPr>
+            <w:r>
+              <w:rPr>
+                <w:color w:val="1A1A1A"/>
+                <w:sz w:val="19"/>
+              </w:rPr>
               <w:t xml:space="preserve">____/____/________</w:t>
             </w:r>
           </w:p>
@@ -1499,7 +2189,9 @@
       </w:tr>
       <w:tr>
         <w:tc>
-          <w:tcPr/>
+          <w:tcPr>
+            <w:shd w:fill="E8F8FF" w:val="clear"/>
+          </w:tcPr>
           <w:p>
             <w:pPr>
               <w:pStyle w:val="Compact"/>
@@ -1509,43 +2201,63 @@
               <w:rPr>
                 <w:bCs/>
                 <w:b/>
+                <w:color w:val="1A1A1A"/>
+                <w:sz w:val="19"/>
               </w:rPr>
               <w:t xml:space="preserve">Department Head (Approved):</w:t>
             </w:r>
           </w:p>
         </w:tc>
         <w:tc>
-          <w:tcPr/>
-          <w:p>
-            <w:pPr>
-              <w:pStyle w:val="Compact"/>
-              <w:jc w:val="left"/>
-            </w:pPr>
-            <w:r>
+          <w:tcPr>
+            <w:shd w:fill="E8F8FF" w:val="clear"/>
+          </w:tcPr>
+          <w:p>
+            <w:pPr>
+              <w:pStyle w:val="Compact"/>
+              <w:jc w:val="left"/>
+            </w:pPr>
+            <w:r>
+              <w:rPr>
+                <w:color w:val="1A1A1A"/>
+                <w:sz w:val="19"/>
+              </w:rPr>
               <w:t xml:space="preserve">__________________</w:t>
             </w:r>
           </w:p>
         </w:tc>
         <w:tc>
-          <w:tcPr/>
-          <w:p>
-            <w:pPr>
-              <w:pStyle w:val="Compact"/>
-              <w:jc w:val="left"/>
-            </w:pPr>
-            <w:r>
+          <w:tcPr>
+            <w:shd w:fill="E8F8FF" w:val="clear"/>
+          </w:tcPr>
+          <w:p>
+            <w:pPr>
+              <w:pStyle w:val="Compact"/>
+              <w:jc w:val="left"/>
+            </w:pPr>
+            <w:r>
+              <w:rPr>
+                <w:color w:val="1A1A1A"/>
+                <w:sz w:val="19"/>
+              </w:rPr>
               <w:t xml:space="preserve">__________________</w:t>
             </w:r>
           </w:p>
         </w:tc>
         <w:tc>
-          <w:tcPr/>
-          <w:p>
-            <w:pPr>
-              <w:pStyle w:val="Compact"/>
-              <w:jc w:val="left"/>
-            </w:pPr>
-            <w:r>
+          <w:tcPr>
+            <w:shd w:fill="E8F8FF" w:val="clear"/>
+          </w:tcPr>
+          <w:p>
+            <w:pPr>
+              <w:pStyle w:val="Compact"/>
+              <w:jc w:val="left"/>
+            </w:pPr>
+            <w:r>
+              <w:rPr>
+                <w:color w:val="1A1A1A"/>
+                <w:sz w:val="19"/>
+              </w:rPr>
               <w:t xml:space="preserve">____/____/________</w:t>
             </w:r>
           </w:p>
@@ -1553,7 +2265,9 @@
       </w:tr>
       <w:tr>
         <w:tc>
-          <w:tcPr/>
+          <w:tcPr>
+            <w:shd w:fill="FFFFFF" w:val="clear"/>
+          </w:tcPr>
           <w:p>
             <w:pPr>
               <w:pStyle w:val="Compact"/>
@@ -1563,43 +2277,63 @@
               <w:rPr>
                 <w:bCs/>
                 <w:b/>
+                <w:color w:val="1A1A1A"/>
+                <w:sz w:val="19"/>
               </w:rPr>
               <w:t xml:space="preserve">Store Manager (Issued By):</w:t>
             </w:r>
           </w:p>
         </w:tc>
         <w:tc>
-          <w:tcPr/>
-          <w:p>
-            <w:pPr>
-              <w:pStyle w:val="Compact"/>
-              <w:jc w:val="left"/>
-            </w:pPr>
-            <w:r>
+          <w:tcPr>
+            <w:shd w:fill="FFFFFF" w:val="clear"/>
+          </w:tcPr>
+          <w:p>
+            <w:pPr>
+              <w:pStyle w:val="Compact"/>
+              <w:jc w:val="left"/>
+            </w:pPr>
+            <w:r>
+              <w:rPr>
+                <w:color w:val="1A1A1A"/>
+                <w:sz w:val="19"/>
+              </w:rPr>
               <w:t xml:space="preserve">__________________</w:t>
             </w:r>
           </w:p>
         </w:tc>
         <w:tc>
-          <w:tcPr/>
-          <w:p>
-            <w:pPr>
-              <w:pStyle w:val="Compact"/>
-              <w:jc w:val="left"/>
-            </w:pPr>
-            <w:r>
+          <w:tcPr>
+            <w:shd w:fill="FFFFFF" w:val="clear"/>
+          </w:tcPr>
+          <w:p>
+            <w:pPr>
+              <w:pStyle w:val="Compact"/>
+              <w:jc w:val="left"/>
+            </w:pPr>
+            <w:r>
+              <w:rPr>
+                <w:color w:val="1A1A1A"/>
+                <w:sz w:val="19"/>
+              </w:rPr>
               <w:t xml:space="preserve">__________________</w:t>
             </w:r>
           </w:p>
         </w:tc>
         <w:tc>
-          <w:tcPr/>
-          <w:p>
-            <w:pPr>
-              <w:pStyle w:val="Compact"/>
-              <w:jc w:val="left"/>
-            </w:pPr>
-            <w:r>
+          <w:tcPr>
+            <w:shd w:fill="FFFFFF" w:val="clear"/>
+          </w:tcPr>
+          <w:p>
+            <w:pPr>
+              <w:pStyle w:val="Compact"/>
+              <w:jc w:val="left"/>
+            </w:pPr>
+            <w:r>
+              <w:rPr>
+                <w:color w:val="1A1A1A"/>
+                <w:sz w:val="19"/>
+              </w:rPr>
               <w:t xml:space="preserve">____/____/________</w:t>
             </w:r>
           </w:p>
@@ -1607,7 +2341,9 @@
       </w:tr>
       <w:tr>
         <w:tc>
-          <w:tcPr/>
+          <w:tcPr>
+            <w:shd w:fill="E8F8FF" w:val="clear"/>
+          </w:tcPr>
           <w:p>
             <w:pPr>
               <w:pStyle w:val="Compact"/>
@@ -1617,43 +2353,63 @@
               <w:rPr>
                 <w:bCs/>
                 <w:b/>
+                <w:color w:val="1A1A1A"/>
+                <w:sz w:val="19"/>
               </w:rPr>
               <w:t xml:space="preserve">Received By (Requester):</w:t>
             </w:r>
           </w:p>
         </w:tc>
         <w:tc>
-          <w:tcPr/>
-          <w:p>
-            <w:pPr>
-              <w:pStyle w:val="Compact"/>
-              <w:jc w:val="left"/>
-            </w:pPr>
-            <w:r>
+          <w:tcPr>
+            <w:shd w:fill="E8F8FF" w:val="clear"/>
+          </w:tcPr>
+          <w:p>
+            <w:pPr>
+              <w:pStyle w:val="Compact"/>
+              <w:jc w:val="left"/>
+            </w:pPr>
+            <w:r>
+              <w:rPr>
+                <w:color w:val="1A1A1A"/>
+                <w:sz w:val="19"/>
+              </w:rPr>
               <w:t xml:space="preserve">__________________</w:t>
             </w:r>
           </w:p>
         </w:tc>
         <w:tc>
-          <w:tcPr/>
-          <w:p>
-            <w:pPr>
-              <w:pStyle w:val="Compact"/>
-              <w:jc w:val="left"/>
-            </w:pPr>
-            <w:r>
+          <w:tcPr>
+            <w:shd w:fill="E8F8FF" w:val="clear"/>
+          </w:tcPr>
+          <w:p>
+            <w:pPr>
+              <w:pStyle w:val="Compact"/>
+              <w:jc w:val="left"/>
+            </w:pPr>
+            <w:r>
+              <w:rPr>
+                <w:color w:val="1A1A1A"/>
+                <w:sz w:val="19"/>
+              </w:rPr>
               <w:t xml:space="preserve">__________________</w:t>
             </w:r>
           </w:p>
         </w:tc>
         <w:tc>
-          <w:tcPr/>
-          <w:p>
-            <w:pPr>
-              <w:pStyle w:val="Compact"/>
-              <w:jc w:val="left"/>
-            </w:pPr>
-            <w:r>
+          <w:tcPr>
+            <w:shd w:fill="E8F8FF" w:val="clear"/>
+          </w:tcPr>
+          <w:p>
+            <w:pPr>
+              <w:pStyle w:val="Compact"/>
+              <w:jc w:val="left"/>
+            </w:pPr>
+            <w:r>
+              <w:rPr>
+                <w:color w:val="1A1A1A"/>
+                <w:sz w:val="19"/>
+              </w:rPr>
               <w:t xml:space="preserve">____/____/________</w:t>
             </w:r>
           </w:p>
@@ -1670,6 +2426,10 @@
     <w:p>
       <w:pPr>
         <w:pStyle w:val="BlockText"/>
+        <w:pBdr>
+          <w:left w:val="single" w:sz="24" w:space="6" w:color="F5A623"/>
+        </w:pBdr>
+        <w:shd w:fill="FFF8E1" w:val="clear"/>
       </w:pPr>
       <w:r>
         <w:rPr>
@@ -1742,6 +2502,29 @@
         <w:right w:val="single" w:sz="18" w:space="24" w:color="E08A00"/>
       </w:pgBorders>
     </w:sectPr>
+    <w:p>
+      <w:pPr>
+        <w:pBdr>
+          <w:top w:val="single" w:sz="36" w:space="1" w:color="F5A623"/>
+          <w:bottom w:val="single" w:sz="12" w:space="0" w:color="00BFFF"/>
+        </w:pBdr>
+        <w:spacing w:before="300" w:after="0"/>
+      </w:pPr>
+    </w:p>
+    <w:p>
+      <w:pPr>
+        <w:jc w:val="center"/>
+        <w:spacing w:before="60" w:after="0"/>
+      </w:pPr>
+      <w:r>
+        <w:rPr>
+          <w:color w:val="0099CC"/>
+          <w:sz w:val="16"/>
+          <w:szCs w:val="16"/>
+        </w:rPr>
+        <w:t xml:space="preserve">PECH Group Holdings Ltd  |  Lagos, Nigeria  |  pechgroupholdings.tech</w:t>
+      </w:r>
+    </w:p>
   </w:body>
 </w:document>
 </file>

--- a/business_documents/PECH_STOCK_REQUISITION_FORM.docx
+++ b/business_documents/PECH_STOCK_REQUISITION_FORM.docx
@@ -58,71 +58,34 @@
         <w:spacing w:after="0"/>
       </w:pPr>
     </w:p>
-    <w:bookmarkStart w:id="29" w:name="pech-group-holdings-ltd"/>
     <w:p>
       <w:pPr>
-        <w:pStyle w:val="Heading1"/>
-        <w:rPr>
-          <w:color w:val="0099CC"/>
-        </w:rPr>
-        <w:pBdr>
-          <w:bottom w:val="single" w:sz="18" w:space="2" w:color="F5A623"/>
-        </w:pBdr>
+        <w:pStyle w:val="FirstParagraph"/>
       </w:pPr>
       <w:r>
-        <w:rPr>
-          <w:b/>
-          <w:color w:val="0099CC"/>
-          <w:sz w:val="44"/>
-        </w:rPr>
-        <w:t xml:space="preserve">PECH GROUP HOLDINGS LTD</w:t>
+        <w:t xml:space="preserve">📦</w:t>
       </w:r>
     </w:p>
-    <w:bookmarkStart w:id="22" w:name="stock-material-requisition-form"/>
     <w:p>
       <w:pPr>
-        <w:pBdr>
-          <w:top w:val="single" w:sz="18" w:space="1" w:color="F5A623"/>
-          <w:bottom w:val="single" w:sz="6" w:space="1" w:color="0099CC"/>
-        </w:pBdr>
-        <w:spacing w:before="200" w:after="200"/>
-      </w:pPr>
-    </w:p>
-    <w:p>
-      <w:pPr>
-        <w:pStyle w:val="Heading2"/>
-        <w:rPr>
-          <w:color w:val="0099CC"/>
-        </w:rPr>
-        <w:pBdr>
-          <w:bottom w:val="single" w:sz="6" w:space="2" w:color="00BFFF"/>
-        </w:pBdr>
+        <w:pStyle w:val="BodyText"/>
       </w:pPr>
       <w:r>
-        <w:rPr>
-          <w:b/>
-          <w:color w:val="0099CC"/>
-          <w:sz w:val="32"/>
-        </w:rPr>
         <w:t xml:space="preserve">STOCK / MATERIAL REQUISITION FORM</w:t>
       </w:r>
     </w:p>
-    <w:bookmarkStart w:id="21" w:name="confidential"/>
     <w:p>
       <w:pPr>
-        <w:pStyle w:val="Heading3"/>
-        <w:rPr>
-          <w:color w:val="E08A00"/>
-        </w:rPr>
+        <w:pStyle w:val="BodyText"/>
       </w:pPr>
       <w:r>
-        <w:rPr>
-          <w:b/>
-          <w:color w:val="E08A00"/>
-          <w:sz w:val="26"/>
-        </w:rPr>
-        <w:t xml:space="preserve">CONFIDENTIAL</w:t>
+        <w:t xml:space="preserve"> </w:t>
       </w:r>
+    </w:p>
+    <w:p>
+      <w:pPr>
+        <w:pStyle w:val="BodyText"/>
+      </w:pPr>
     </w:p>
     <w:p>
       <w:r>
@@ -131,51 +94,7 @@
         </w:pict>
       </w:r>
     </w:p>
-    <w:p>
-      <w:pPr>
-        <w:pStyle w:val="FirstParagraph"/>
-      </w:pPr>
-      <w:r>
-        <w:rPr>
-          <w:bCs/>
-          <w:b/>
-        </w:rPr>
-        <w:t xml:space="preserve">PECH Group Holdings Ltd</w:t>
-      </w:r>
-      <w:r>
-        <w:t xml:space="preserve"> </w:t>
-      </w:r>
-      <w:r>
-        <w:t xml:space="preserve">Lagos, Nigeria</w:t>
-      </w:r>
-      <w:r>
-        <w:t xml:space="preserve"> </w:t>
-      </w:r>
-      <w:r>
-        <w:t xml:space="preserve">Website:</w:t>
-      </w:r>
-      <w:r>
-        <w:t xml:space="preserve"> </w:t>
-      </w:r>
-      <w:hyperlink r:id="rId20">
-        <w:r>
-          <w:rPr>
-            <w:rStyle w:val="Hyperlink"/>
-          </w:rPr>
-          <w:t xml:space="preserve">pechgroupholdings.tech</w:t>
-        </w:r>
-      </w:hyperlink>
-    </w:p>
-    <w:p>
-      <w:r>
-        <w:pict>
-          <v:rect style="width:0;height:1.5pt" o:hralign="center" o:hrstd="t" o:hr="t"/>
-        </w:pict>
-      </w:r>
-    </w:p>
-    <w:bookmarkEnd w:id="21"/>
-    <w:bookmarkEnd w:id="22"/>
-    <w:bookmarkStart w:id="23" w:name="requisition-details"/>
+    <w:bookmarkStart w:id="20" w:name="requisition-details"/>
     <w:p>
       <w:pPr>
         <w:pBdr>
@@ -434,8 +353,8 @@
         </w:pict>
       </w:r>
     </w:p>
-    <w:bookmarkEnd w:id="23"/>
-    <w:bookmarkStart w:id="24" w:name="requester-information"/>
+    <w:bookmarkEnd w:id="20"/>
+    <w:bookmarkStart w:id="21" w:name="requester-information"/>
     <w:p>
       <w:pPr>
         <w:pBdr>
@@ -814,8 +733,8 @@
         </w:pict>
       </w:r>
     </w:p>
-    <w:bookmarkEnd w:id="24"/>
-    <w:bookmarkStart w:id="25" w:name="items-requested"/>
+    <w:bookmarkEnd w:id="21"/>
+    <w:bookmarkStart w:id="22" w:name="items-requested"/>
     <w:p>
       <w:pPr>
         <w:pBdr>
@@ -1654,8 +1573,8 @@
         </w:pict>
       </w:r>
     </w:p>
-    <w:bookmarkEnd w:id="25"/>
-    <w:bookmarkStart w:id="26" w:name="purpose-justification"/>
+    <w:bookmarkEnd w:id="22"/>
+    <w:bookmarkStart w:id="23" w:name="purpose-justification"/>
     <w:p>
       <w:pPr>
         <w:pBdr>
@@ -1719,8 +1638,8 @@
         </w:pict>
       </w:r>
     </w:p>
-    <w:bookmarkEnd w:id="26"/>
-    <w:bookmarkStart w:id="27" w:name="store-remarks"/>
+    <w:bookmarkEnd w:id="23"/>
+    <w:bookmarkStart w:id="24" w:name="store-remarks"/>
     <w:p>
       <w:pPr>
         <w:pBdr>
@@ -1979,8 +1898,8 @@
         </w:pict>
       </w:r>
     </w:p>
-    <w:bookmarkEnd w:id="27"/>
-    <w:bookmarkStart w:id="28" w:name="authorization-and-approval"/>
+    <w:bookmarkEnd w:id="24"/>
+    <w:bookmarkStart w:id="25" w:name="authorization-and-approval"/>
     <w:p>
       <w:pPr>
         <w:pBdr>
@@ -2492,16 +2411,8 @@
         <w:t xml:space="preserve">Technology &amp; Infrastructure Enablers for People</w:t>
       </w:r>
     </w:p>
-    <w:bookmarkEnd w:id="28"/>
-    <w:bookmarkEnd w:id="29"/>
-    <w:sectPr>
-      <w:pgBorders w:offsetFrom="page">
-        <w:top w:val="single" w:sz="18" w:space="24" w:color="00BFFF"/>
-        <w:left w:val="single" w:sz="18" w:space="24" w:color="0099CC"/>
-        <w:bottom w:val="single" w:sz="18" w:space="24" w:color="F5A623"/>
-        <w:right w:val="single" w:sz="18" w:space="24" w:color="E08A00"/>
-      </w:pgBorders>
-    </w:sectPr>
+    <w:bookmarkEnd w:id="25"/>
+    <w:sectPr/>
     <w:p>
       <w:pPr>
         <w:pBdr>
